--- a/SeunghanLee_CV.docx
+++ b/SeunghanLee_CV.docx
@@ -1659,7 +1659,7 @@
           <w:sz w:val="21"/>
           <w:u w:val="none"/>
         </w:rPr>
-        <w:t>21. FinVerse: Financial Time-Series Benchmark (2026)</w:t>
+        <w:t>23. EXAONE Finance 1.0: An Attention-free Time Series Foundation Model for Financial Time Series (2026)</w:t>
       </w:r>
     </w:p>
     <w:p>
@@ -1674,7 +1674,7 @@
           <w:sz w:val="19"/>
           <w:u w:val="none"/>
         </w:rPr>
-        <w:t xml:space="preserve">- Jaehoon Lee, Jun Seo, </w:t>
+        <w:t xml:space="preserve">- </w:t>
       </w:r>
       <w:r>
         <w:rPr>
@@ -1694,7 +1694,7 @@
           <w:sz w:val="19"/>
           <w:u w:val="none"/>
         </w:rPr>
-        <w:t>, Tae Yoon Lim, Dongwan Kang, Hwanil Choi, Minjae Kim, Sungdong Yoo, Junhyeok Kang, Sangjun Han, Soonyoung Lee, Wonbin Ahn</w:t>
+        <w:t>, Jaehoon Lee, Jun Seo, Tae Yoon Lim, Dongwan Kang, Hwanil Choi, Minjae Kim, Sungdong Yoo, Junhyeok Kang, Sangjun Han, Soonyoung Lee, Wonbin Ahn</w:t>
       </w:r>
     </w:p>
     <w:p>
@@ -1720,9 +1720,211 @@
           <w:sz w:val="19"/>
           <w:u w:val="none"/>
         </w:rPr>
+        <w:t>Technical report, 2026. [</w:t>
+      </w:r>
+      <w:hyperlink r:id="rId16">
+        <w:r>
+          <w:rPr>
+            <w:rFonts w:ascii="Lato" w:hAnsi="Lato" w:eastAsia="Lato" w:cs="Lato"/>
+            <w:b w:val="0"/>
+            <w:i w:val="0"/>
+            <w:color w:val="0F3D57"/>
+            <w:sz w:val="19"/>
+            <w:u w:val="single"/>
+          </w:rPr>
+          <w:t>arxiv:2609.04239</w:t>
+        </w:r>
+      </w:hyperlink>
+      <w:r>
+        <w:rPr>
+          <w:rFonts w:ascii="Lato" w:hAnsi="Lato" w:eastAsia="Lato" w:cs="Lato"/>
+          <w:b w:val="0"/>
+          <w:i/>
+          <w:color w:val="4A4A4A"/>
+          <w:sz w:val="19"/>
+          <w:u w:val="none"/>
+        </w:rPr>
+        <w:t>]</w:t>
+      </w:r>
+    </w:p>
+    <w:p>
+      <w:pPr>
+        <w:spacing w:before="176" w:after="20"/>
+      </w:pPr>
+      <w:r>
+        <w:rPr>
+          <w:rFonts w:ascii="Lato" w:hAnsi="Lato" w:eastAsia="Lato" w:cs="Lato"/>
+          <w:b/>
+          <w:i w:val="0"/>
+          <w:color w:val="0F3D57"/>
+          <w:sz w:val="21"/>
+          <w:u w:val="none"/>
+        </w:rPr>
+        <w:t>22. Explaining Time Series Forecasting with Horizon-Resolved Attribution (2026)</w:t>
+      </w:r>
+    </w:p>
+    <w:p>
+      <w:pPr>
+        <w:spacing w:before="0" w:after="0"/>
+      </w:pPr>
+      <w:r>
+        <w:rPr>
+          <w:rFonts w:ascii="Lato" w:hAnsi="Lato" w:eastAsia="Lato" w:cs="Lato"/>
+          <w:b w:val="0"/>
+          <w:i w:val="0"/>
+          <w:sz w:val="19"/>
+          <w:u w:val="none"/>
+        </w:rPr>
+        <w:t xml:space="preserve">- </w:t>
+      </w:r>
+      <w:r>
+        <w:rPr>
+          <w:rFonts w:ascii="Lato" w:hAnsi="Lato" w:eastAsia="Lato" w:cs="Lato"/>
+          <w:b/>
+          <w:i w:val="0"/>
+          <w:sz w:val="19"/>
+          <w:u w:val="none"/>
+        </w:rPr>
+        <w:t>Seunghan Lee</w:t>
+      </w:r>
+      <w:r>
+        <w:rPr>
+          <w:rFonts w:ascii="Lato" w:hAnsi="Lato" w:eastAsia="Lato" w:cs="Lato"/>
+          <w:b w:val="0"/>
+          <w:i w:val="0"/>
+          <w:sz w:val="19"/>
+          <w:u w:val="none"/>
+        </w:rPr>
+        <w:t>, Jun Seo, Jaehoon Lee, Junhyeok Kang, Sangjun Han, Sungdong Yoo, Minjae Kim, Tae Yoon Lim, Dongwan Kang, Hwanil Choi, Soonyoung Lee, Wonbin Ahn</w:t>
+      </w:r>
+    </w:p>
+    <w:p>
+      <w:pPr>
+        <w:spacing w:before="0" w:after="0"/>
+      </w:pPr>
+      <w:r>
+        <w:rPr>
+          <w:rFonts w:ascii="Lato" w:hAnsi="Lato" w:eastAsia="Lato" w:cs="Lato"/>
+          <w:b w:val="0"/>
+          <w:i w:val="0"/>
+          <w:sz w:val="19"/>
+          <w:u w:val="none"/>
+        </w:rPr>
+        <w:t xml:space="preserve">- In </w:t>
+      </w:r>
+      <w:r>
+        <w:rPr>
+          <w:rFonts w:ascii="Lato" w:hAnsi="Lato" w:eastAsia="Lato" w:cs="Lato"/>
+          <w:b w:val="0"/>
+          <w:i/>
+          <w:color w:val="4A4A4A"/>
+          <w:sz w:val="19"/>
+          <w:u w:val="none"/>
+        </w:rPr>
         <w:t>arXiv preprint, 2026. [</w:t>
       </w:r>
-      <w:hyperlink r:id="rId16">
+      <w:hyperlink r:id="rId17">
+        <w:r>
+          <w:rPr>
+            <w:rFonts w:ascii="Lato" w:hAnsi="Lato" w:eastAsia="Lato" w:cs="Lato"/>
+            <w:b w:val="0"/>
+            <w:i w:val="0"/>
+            <w:color w:val="0F3D57"/>
+            <w:sz w:val="19"/>
+            <w:u w:val="single"/>
+          </w:rPr>
+          <w:t>arxiv:2609.12639</w:t>
+        </w:r>
+      </w:hyperlink>
+      <w:r>
+        <w:rPr>
+          <w:rFonts w:ascii="Lato" w:hAnsi="Lato" w:eastAsia="Lato" w:cs="Lato"/>
+          <w:b w:val="0"/>
+          <w:i/>
+          <w:color w:val="4A4A4A"/>
+          <w:sz w:val="19"/>
+          <w:u w:val="none"/>
+        </w:rPr>
+        <w:t>]</w:t>
+      </w:r>
+    </w:p>
+    <w:p>
+      <w:pPr>
+        <w:spacing w:before="176" w:after="20"/>
+      </w:pPr>
+      <w:r>
+        <w:rPr>
+          <w:rFonts w:ascii="Lato" w:hAnsi="Lato" w:eastAsia="Lato" w:cs="Lato"/>
+          <w:b/>
+          <w:i w:val="0"/>
+          <w:color w:val="0F3D57"/>
+          <w:sz w:val="21"/>
+          <w:u w:val="none"/>
+        </w:rPr>
+        <w:t>21. FinVerse: Financial Time-Series Benchmark (2026)</w:t>
+      </w:r>
+    </w:p>
+    <w:p>
+      <w:pPr>
+        <w:spacing w:before="0" w:after="0"/>
+      </w:pPr>
+      <w:r>
+        <w:rPr>
+          <w:rFonts w:ascii="Lato" w:hAnsi="Lato" w:eastAsia="Lato" w:cs="Lato"/>
+          <w:b w:val="0"/>
+          <w:i w:val="0"/>
+          <w:sz w:val="19"/>
+          <w:u w:val="none"/>
+        </w:rPr>
+        <w:t xml:space="preserve">- Jaehoon Lee, Jun Seo, </w:t>
+      </w:r>
+      <w:r>
+        <w:rPr>
+          <w:rFonts w:ascii="Lato" w:hAnsi="Lato" w:eastAsia="Lato" w:cs="Lato"/>
+          <w:b/>
+          <w:i w:val="0"/>
+          <w:sz w:val="19"/>
+          <w:u w:val="none"/>
+        </w:rPr>
+        <w:t>Seunghan Lee</w:t>
+      </w:r>
+      <w:r>
+        <w:rPr>
+          <w:rFonts w:ascii="Lato" w:hAnsi="Lato" w:eastAsia="Lato" w:cs="Lato"/>
+          <w:b w:val="0"/>
+          <w:i w:val="0"/>
+          <w:sz w:val="19"/>
+          <w:u w:val="none"/>
+        </w:rPr>
+        <w:t>, Tae Yoon Lim, Dongwan Kang, Hwanil Choi, Minjae Kim, Sungdong Yoo, Junhyeok Kang, Sangjun Han, Soonyoung Lee, Wonbin Ahn</w:t>
+      </w:r>
+    </w:p>
+    <w:p>
+      <w:pPr>
+        <w:spacing w:before="0" w:after="0"/>
+      </w:pPr>
+      <w:r>
+        <w:rPr>
+          <w:rFonts w:ascii="Lato" w:hAnsi="Lato" w:eastAsia="Lato" w:cs="Lato"/>
+          <w:b w:val="0"/>
+          <w:i w:val="0"/>
+          <w:sz w:val="19"/>
+          <w:u w:val="none"/>
+        </w:rPr>
+        <w:t xml:space="preserve">- In </w:t>
+      </w:r>
+      <w:r>
+        <w:rPr>
+          <w:rFonts w:ascii="Lato" w:hAnsi="Lato" w:eastAsia="Lato" w:cs="Lato"/>
+          <w:b w:val="0"/>
+          <w:i/>
+          <w:color w:val="4A4A4A"/>
+          <w:sz w:val="19"/>
+          <w:u w:val="none"/>
+        </w:rPr>
+        <w:t>Technical report, 2026. [</w:t>
+      </w:r>
+      <w:hyperlink r:id="rId18">
         <w:r>
           <w:rPr>
             <w:rFonts w:ascii="Lato" w:hAnsi="Lato" w:eastAsia="Lato" w:cs="Lato"/>
@@ -1823,7 +2025,7 @@
         </w:rPr>
         <w:t>arXiv preprint, 2026. [</w:t>
       </w:r>
-      <w:hyperlink r:id="rId17">
+      <w:hyperlink r:id="rId19">
         <w:r>
           <w:rPr>
             <w:rFonts w:ascii="Lato" w:hAnsi="Lato" w:eastAsia="Lato" w:cs="Lato"/>
@@ -1924,7 +2126,7 @@
         </w:rPr>
         <w:t>arXiv preprint, 2026. [</w:t>
       </w:r>
-      <w:hyperlink r:id="rId18">
+      <w:hyperlink r:id="rId20">
         <w:r>
           <w:rPr>
             <w:rFonts w:ascii="Lato" w:hAnsi="Lato" w:eastAsia="Lato" w:cs="Lato"/>
@@ -2025,7 +2227,7 @@
         </w:rPr>
         <w:t>EMNLP, 2026. [</w:t>
       </w:r>
-      <w:hyperlink r:id="rId19">
+      <w:hyperlink r:id="rId21">
         <w:r>
           <w:rPr>
             <w:rFonts w:ascii="Lato" w:hAnsi="Lato" w:eastAsia="Lato" w:cs="Lato"/>
@@ -2148,7 +2350,7 @@
         </w:rPr>
         <w:t>[</w:t>
       </w:r>
-      <w:hyperlink r:id="rId20">
+      <w:hyperlink r:id="rId22">
         <w:r>
           <w:rPr>
             <w:rFonts w:ascii="Lato" w:hAnsi="Lato" w:eastAsia="Lato" w:cs="Lato"/>
@@ -2249,7 +2451,7 @@
         </w:rPr>
         <w:t>EMNLP, 2026. [</w:t>
       </w:r>
-      <w:hyperlink r:id="rId21">
+      <w:hyperlink r:id="rId23">
         <w:r>
           <w:rPr>
             <w:rFonts w:ascii="Lato" w:hAnsi="Lato" w:eastAsia="Lato" w:cs="Lato"/>
@@ -2399,7 +2601,7 @@
         </w:rPr>
         <w:t>[</w:t>
       </w:r>
-      <w:hyperlink r:id="rId22">
+      <w:hyperlink r:id="rId24">
         <w:r>
           <w:rPr>
             <w:rFonts w:ascii="Lato" w:hAnsi="Lato" w:eastAsia="Lato" w:cs="Lato"/>
@@ -2522,7 +2724,7 @@
         </w:rPr>
         <w:t>[</w:t>
       </w:r>
-      <w:hyperlink r:id="rId23">
+      <w:hyperlink r:id="rId25">
         <w:r>
           <w:rPr>
             <w:rFonts w:ascii="Lato" w:hAnsi="Lato" w:eastAsia="Lato" w:cs="Lato"/>
@@ -2623,7 +2825,7 @@
         </w:rPr>
         <w:t>KDD, 2026. [</w:t>
       </w:r>
-      <w:hyperlink r:id="rId24">
+      <w:hyperlink r:id="rId26">
         <w:r>
           <w:rPr>
             <w:rFonts w:ascii="Lato" w:hAnsi="Lato" w:eastAsia="Lato" w:cs="Lato"/>
@@ -2724,7 +2926,7 @@
         </w:rPr>
         <w:t>ICML, 2026. [</w:t>
       </w:r>
-      <w:hyperlink r:id="rId25">
+      <w:hyperlink r:id="rId27">
         <w:r>
           <w:rPr>
             <w:rFonts w:ascii="Lato" w:hAnsi="Lato" w:eastAsia="Lato" w:cs="Lato"/>
@@ -2825,7 +3027,7 @@
         </w:rPr>
         <w:t>ICASSP, 2026. [</w:t>
       </w:r>
-      <w:hyperlink r:id="rId26">
+      <w:hyperlink r:id="rId28">
         <w:r>
           <w:rPr>
             <w:rFonts w:ascii="Lato" w:hAnsi="Lato" w:eastAsia="Lato" w:cs="Lato"/>
@@ -3035,7 +3237,7 @@
         </w:rPr>
         <w:t>ICML, 2025. [</w:t>
       </w:r>
-      <w:hyperlink r:id="rId27">
+      <w:hyperlink r:id="rId29">
         <w:r>
           <w:rPr>
             <w:rFonts w:ascii="Lato" w:hAnsi="Lato" w:eastAsia="Lato" w:cs="Lato"/>
@@ -3200,7 +3402,7 @@
         </w:rPr>
         <w:t>NeurIPSW (Time Series in the Age of Large Models) , 2024. [</w:t>
       </w:r>
-      <w:hyperlink r:id="rId28">
+      <w:hyperlink r:id="rId30">
         <w:r>
           <w:rPr>
             <w:rFonts w:ascii="Lato" w:hAnsi="Lato" w:eastAsia="Lato" w:cs="Lato"/>
@@ -3355,7 +3557,7 @@
         </w:rPr>
         <w:t>[</w:t>
       </w:r>
-      <w:hyperlink r:id="rId26">
+      <w:hyperlink r:id="rId28">
         <w:r>
           <w:rPr>
             <w:rFonts w:ascii="Lato" w:hAnsi="Lato" w:eastAsia="Lato" w:cs="Lato"/>
@@ -3488,7 +3690,7 @@
         </w:rPr>
         <w:t>NeurIPS, 2024. [</w:t>
       </w:r>
-      <w:hyperlink r:id="rId29">
+      <w:hyperlink r:id="rId31">
         <w:r>
           <w:rPr>
             <w:rFonts w:ascii="Lato" w:hAnsi="Lato" w:eastAsia="Lato" w:cs="Lato"/>
@@ -3635,7 +3837,7 @@
         </w:rPr>
         <w:t>ICLR, 2024. [</w:t>
       </w:r>
-      <w:hyperlink r:id="rId30">
+      <w:hyperlink r:id="rId32">
         <w:r>
           <w:rPr>
             <w:rFonts w:ascii="Lato" w:hAnsi="Lato" w:eastAsia="Lato" w:cs="Lato"/>
@@ -3785,7 +3987,7 @@
         </w:rPr>
         <w:t>[</w:t>
       </w:r>
-      <w:hyperlink r:id="rId31">
+      <w:hyperlink r:id="rId33">
         <w:r>
           <w:rPr>
             <w:rFonts w:ascii="Lato" w:hAnsi="Lato" w:eastAsia="Lato" w:cs="Lato"/>
@@ -7161,7 +7363,7 @@
         </w:rPr>
         <w:t>1st Semester: Contributed an article on AI in the Arts to IT Chosun (</w:t>
       </w:r>
-      <w:hyperlink r:id="rId32">
+      <w:hyperlink r:id="rId34">
         <w:r>
           <w:rPr>
             <w:rFonts w:ascii="Lato" w:hAnsi="Lato" w:eastAsia="Lato" w:cs="Lato"/>
@@ -12651,8 +12853,8 @@
       </w:r>
     </w:p>
     <w:sectPr>
-      <w:headerReference w:type="default" r:id="rId33"/>
-      <w:footerReference w:type="default" r:id="rId34"/>
+      <w:headerReference w:type="default" r:id="rId35"/>
+      <w:footerReference w:type="default" r:id="rId36"/>
       <w:pgSz w:w="11906" w:h="16838"/>
       <w:pgMar w:top="1020" w:right="964" w:bottom="1020" w:left="1077" w:header="0" w:footer="510" w:gutter="0"/>
       <w:cols w:space="720"/>

--- a/SeunghanLee_CV.docx
+++ b/SeunghanLee_CV.docx
@@ -1659,7 +1659,7 @@
           <w:sz w:val="21"/>
           <w:u w:val="none"/>
         </w:rPr>
-        <w:t>23. EXAONE Finance 1.0: An Attention-free Time Series Foundation Model for Financial Time Series (2026)</w:t>
+        <w:t>25. EXAONE Demand 1.0: A Time Series Foundation Model for Demand Forecasting (2026)</w:t>
       </w:r>
     </w:p>
     <w:p>
@@ -1694,7 +1694,7 @@
           <w:sz w:val="19"/>
           <w:u w:val="none"/>
         </w:rPr>
-        <w:t>, Jaehoon Lee, Jun Seo, Tae Yoon Lim, Dongwan Kang, Hwanil Choi, Minjae Kim, Sungdong Yoo, Junhyeok Kang, Sangjun Han, Soonyoung Lee, Wonbin Ahn</w:t>
+        <w:t>, Sangjun Han, Jun Seo, Junhyeok Kang, Jaehoon Lee, Tae Yoon Lim, Dongwan Kang, Hwanil Choi, Minjae Kim, Sungdong Yoo, Soonyoung Lee, Wonbin Ahn</w:t>
       </w:r>
     </w:p>
     <w:p>
@@ -1730,9 +1730,9 @@
             <w:i w:val="0"/>
             <w:color w:val="0F3D57"/>
             <w:sz w:val="19"/>
-            <w:u w:val="single"/>
+            <w:u w:val="none"/>
           </w:rPr>
-          <w:t>arxiv:2609.04239</w:t>
+          <w:t>arxiv:2609.30880</w:t>
         </w:r>
       </w:hyperlink>
       <w:r>
@@ -1760,7 +1760,7 @@
           <w:sz w:val="21"/>
           <w:u w:val="none"/>
         </w:rPr>
-        <w:t>22. Explaining Time Series Forecasting with Horizon-Resolved Attribution (2026)</w:t>
+        <w:t>24. PALM: Point-in-Time Adaptation for Financial Language Models (2026)</w:t>
       </w:r>
     </w:p>
     <w:p>
@@ -1831,9 +1831,9 @@
             <w:i w:val="0"/>
             <w:color w:val="0F3D57"/>
             <w:sz w:val="19"/>
-            <w:u w:val="single"/>
+            <w:u w:val="none"/>
           </w:rPr>
-          <w:t>arxiv:2609.12639</w:t>
+          <w:t>arxiv:2609.30316</w:t>
         </w:r>
       </w:hyperlink>
       <w:r>
@@ -1861,7 +1861,7 @@
           <w:sz w:val="21"/>
           <w:u w:val="none"/>
         </w:rPr>
-        <w:t>21. FinVerse: Financial Time-Series Benchmark (2026)</w:t>
+        <w:t>23. EXAONE Finance 1.0: An Attention-free Time Series Foundation Model for Financial Time Series (2026)</w:t>
       </w:r>
     </w:p>
     <w:p>
@@ -1876,7 +1876,7 @@
           <w:sz w:val="19"/>
           <w:u w:val="none"/>
         </w:rPr>
-        <w:t xml:space="preserve">- Jaehoon Lee, Jun Seo, </w:t>
+        <w:t xml:space="preserve">- </w:t>
       </w:r>
       <w:r>
         <w:rPr>
@@ -1896,7 +1896,7 @@
           <w:sz w:val="19"/>
           <w:u w:val="none"/>
         </w:rPr>
-        <w:t>, Tae Yoon Lim, Dongwan Kang, Hwanil Choi, Minjae Kim, Sungdong Yoo, Junhyeok Kang, Sangjun Han, Soonyoung Lee, Wonbin Ahn</w:t>
+        <w:t>, Jaehoon Lee, Jun Seo, Tae Yoon Lim, Dongwan Kang, Hwanil Choi, Minjae Kim, Sungdong Yoo, Junhyeok Kang, Sangjun Han, Soonyoung Lee, Wonbin Ahn</w:t>
       </w:r>
     </w:p>
     <w:p>
@@ -1932,9 +1932,9 @@
             <w:i w:val="0"/>
             <w:color w:val="0F3D57"/>
             <w:sz w:val="19"/>
-            <w:u w:val="single"/>
+            <w:u w:val="none"/>
           </w:rPr>
-          <w:t>arxiv:2608.03259</w:t>
+          <w:t>arxiv:2609.04239</w:t>
         </w:r>
       </w:hyperlink>
       <w:r>
@@ -1962,7 +1962,7 @@
           <w:sz w:val="21"/>
           <w:u w:val="none"/>
         </w:rPr>
-        <w:t>20. ReasonCast: Towards Explainable Time Series Forecasting with Reasoning (2026)</w:t>
+        <w:t>22. Explaining Time Series Forecasting with Horizon-Resolved Attribution (2026)</w:t>
       </w:r>
     </w:p>
     <w:p>
@@ -2033,9 +2033,9 @@
             <w:i w:val="0"/>
             <w:color w:val="0F3D57"/>
             <w:sz w:val="19"/>
-            <w:u w:val="single"/>
+            <w:u w:val="none"/>
           </w:rPr>
-          <w:t>arxiv:2608.01875</w:t>
+          <w:t>arxiv:2609.12639</w:t>
         </w:r>
       </w:hyperlink>
       <w:r>
@@ -2063,7 +2063,7 @@
           <w:sz w:val="21"/>
           <w:u w:val="none"/>
         </w:rPr>
-        <w:t>19. Beyond Magnitude and Shape: A Direction-Aware Loss for Time Series Forecasting (2026)</w:t>
+        <w:t>21. FinVerse: Financial Time-Series Benchmark (2026)</w:t>
       </w:r>
     </w:p>
     <w:p>
@@ -2078,7 +2078,7 @@
           <w:sz w:val="19"/>
           <w:u w:val="none"/>
         </w:rPr>
-        <w:t xml:space="preserve">- </w:t>
+        <w:t xml:space="preserve">- Jaehoon Lee, Jun Seo, </w:t>
       </w:r>
       <w:r>
         <w:rPr>
@@ -2098,7 +2098,7 @@
           <w:sz w:val="19"/>
           <w:u w:val="none"/>
         </w:rPr>
-        <w:t>, Jaehoon Lee, Jun Seo, Junhyeok Kang, Sangjun Han, Sungdong Yoo, Minjae Kim, Tae Yoon Lim, Dongwan Kang, Hwanil Choi, Soonyoung Lee, Wonbin Ahn</w:t>
+        <w:t>, Tae Yoon Lim, Dongwan Kang, Hwanil Choi, Minjae Kim, Sungdong Yoo, Junhyeok Kang, Sangjun Han, Soonyoung Lee, Wonbin Ahn</w:t>
       </w:r>
     </w:p>
     <w:p>
@@ -2124,7 +2124,7 @@
           <w:sz w:val="19"/>
           <w:u w:val="none"/>
         </w:rPr>
-        <w:t>arXiv preprint, 2026. [</w:t>
+        <w:t>Technical report, 2026. [</w:t>
       </w:r>
       <w:hyperlink r:id="rId20">
         <w:r>
@@ -2134,9 +2134,9 @@
             <w:i w:val="0"/>
             <w:color w:val="0F3D57"/>
             <w:sz w:val="19"/>
-            <w:u w:val="single"/>
+            <w:u w:val="none"/>
           </w:rPr>
-          <w:t>arxiv:2608.01857</w:t>
+          <w:t>arxiv:2608.03259</w:t>
         </w:r>
       </w:hyperlink>
       <w:r>
@@ -2164,7 +2164,7 @@
           <w:sz w:val="21"/>
           <w:u w:val="none"/>
         </w:rPr>
-        <w:t>18. When Summaries Distort Decisions: Information Fidelity in LLM-Compressed Financial Analysis (2026)</w:t>
+        <w:t>20. ReasonCast: Towards Explainable Time Series Forecasting with Reasoning (2026)</w:t>
       </w:r>
     </w:p>
     <w:p>
@@ -2179,7 +2179,7 @@
           <w:sz w:val="19"/>
           <w:u w:val="none"/>
         </w:rPr>
-        <w:t xml:space="preserve">- Hoyoung Lee, Suhwan Park, </w:t>
+        <w:t xml:space="preserve">- </w:t>
       </w:r>
       <w:r>
         <w:rPr>
@@ -2199,7 +2199,7 @@
           <w:sz w:val="19"/>
           <w:u w:val="none"/>
         </w:rPr>
-        <w:t>, Jun Seo, Jaehoon Lee, Sungdong Yoo, Minjae Kim, CheolWon Na, Zhangyang Wang, Zach Golkhou, Minkyu Kim, Sotirios Sabanis, Alejandro Lopez-Lira, Dhagash Mehta, Soonyoung Lee, Chanyeol Choi, Wonbin Ahn, Yongjae Lee</w:t>
+        <w:t>, Jun Seo, Jaehoon Lee, Junhyeok Kang, Sangjun Han, Sungdong Yoo, Minjae Kim, Tae Yoon Lim, Dongwan Kang, Hwanil Choi, Soonyoung Lee, Wonbin Ahn</w:t>
       </w:r>
     </w:p>
     <w:p>
@@ -2225,7 +2225,7 @@
           <w:sz w:val="19"/>
           <w:u w:val="none"/>
         </w:rPr>
-        <w:t>EMNLP, 2026. [</w:t>
+        <w:t>arXiv preprint, 2026. [</w:t>
       </w:r>
       <w:hyperlink r:id="rId21">
         <w:r>
@@ -2235,7 +2235,209 @@
             <w:i w:val="0"/>
             <w:color w:val="0F3D57"/>
             <w:sz w:val="19"/>
-            <w:u w:val="single"/>
+            <w:u w:val="none"/>
+          </w:rPr>
+          <w:t>arxiv:2608.01875</w:t>
+        </w:r>
+      </w:hyperlink>
+      <w:r>
+        <w:rPr>
+          <w:rFonts w:ascii="Lato" w:hAnsi="Lato" w:eastAsia="Lato" w:cs="Lato"/>
+          <w:b w:val="0"/>
+          <w:i/>
+          <w:color w:val="4A4A4A"/>
+          <w:sz w:val="19"/>
+          <w:u w:val="none"/>
+        </w:rPr>
+        <w:t>]</w:t>
+      </w:r>
+    </w:p>
+    <w:p>
+      <w:pPr>
+        <w:spacing w:before="176" w:after="20"/>
+      </w:pPr>
+      <w:r>
+        <w:rPr>
+          <w:rFonts w:ascii="Lato" w:hAnsi="Lato" w:eastAsia="Lato" w:cs="Lato"/>
+          <w:b/>
+          <w:i w:val="0"/>
+          <w:color w:val="0F3D57"/>
+          <w:sz w:val="21"/>
+          <w:u w:val="none"/>
+        </w:rPr>
+        <w:t>19. Beyond Magnitude and Shape: A Direction-Aware Loss for Time Series Forecasting (2026)</w:t>
+      </w:r>
+    </w:p>
+    <w:p>
+      <w:pPr>
+        <w:spacing w:before="0" w:after="0"/>
+      </w:pPr>
+      <w:r>
+        <w:rPr>
+          <w:rFonts w:ascii="Lato" w:hAnsi="Lato" w:eastAsia="Lato" w:cs="Lato"/>
+          <w:b w:val="0"/>
+          <w:i w:val="0"/>
+          <w:sz w:val="19"/>
+          <w:u w:val="none"/>
+        </w:rPr>
+        <w:t xml:space="preserve">- </w:t>
+      </w:r>
+      <w:r>
+        <w:rPr>
+          <w:rFonts w:ascii="Lato" w:hAnsi="Lato" w:eastAsia="Lato" w:cs="Lato"/>
+          <w:b/>
+          <w:i w:val="0"/>
+          <w:sz w:val="19"/>
+          <w:u w:val="none"/>
+        </w:rPr>
+        <w:t>Seunghan Lee</w:t>
+      </w:r>
+      <w:r>
+        <w:rPr>
+          <w:rFonts w:ascii="Lato" w:hAnsi="Lato" w:eastAsia="Lato" w:cs="Lato"/>
+          <w:b w:val="0"/>
+          <w:i w:val="0"/>
+          <w:sz w:val="19"/>
+          <w:u w:val="none"/>
+        </w:rPr>
+        <w:t>, Jaehoon Lee, Jun Seo, Junhyeok Kang, Sangjun Han, Sungdong Yoo, Minjae Kim, Tae Yoon Lim, Dongwan Kang, Hwanil Choi, Soonyoung Lee, Wonbin Ahn</w:t>
+      </w:r>
+    </w:p>
+    <w:p>
+      <w:pPr>
+        <w:spacing w:before="0" w:after="0"/>
+      </w:pPr>
+      <w:r>
+        <w:rPr>
+          <w:rFonts w:ascii="Lato" w:hAnsi="Lato" w:eastAsia="Lato" w:cs="Lato"/>
+          <w:b w:val="0"/>
+          <w:i w:val="0"/>
+          <w:sz w:val="19"/>
+          <w:u w:val="none"/>
+        </w:rPr>
+        <w:t xml:space="preserve">- In </w:t>
+      </w:r>
+      <w:r>
+        <w:rPr>
+          <w:rFonts w:ascii="Lato" w:hAnsi="Lato" w:eastAsia="Lato" w:cs="Lato"/>
+          <w:b w:val="0"/>
+          <w:i/>
+          <w:color w:val="4A4A4A"/>
+          <w:sz w:val="19"/>
+          <w:u w:val="none"/>
+        </w:rPr>
+        <w:t>arXiv preprint, 2026. [</w:t>
+      </w:r>
+      <w:hyperlink r:id="rId22">
+        <w:r>
+          <w:rPr>
+            <w:rFonts w:ascii="Lato" w:hAnsi="Lato" w:eastAsia="Lato" w:cs="Lato"/>
+            <w:b w:val="0"/>
+            <w:i w:val="0"/>
+            <w:color w:val="0F3D57"/>
+            <w:sz w:val="19"/>
+            <w:u w:val="none"/>
+          </w:rPr>
+          <w:t>arxiv:2608.01857</w:t>
+        </w:r>
+      </w:hyperlink>
+      <w:r>
+        <w:rPr>
+          <w:rFonts w:ascii="Lato" w:hAnsi="Lato" w:eastAsia="Lato" w:cs="Lato"/>
+          <w:b w:val="0"/>
+          <w:i/>
+          <w:color w:val="4A4A4A"/>
+          <w:sz w:val="19"/>
+          <w:u w:val="none"/>
+        </w:rPr>
+        <w:t>]</w:t>
+      </w:r>
+    </w:p>
+    <w:p>
+      <w:pPr>
+        <w:spacing w:before="176" w:after="20"/>
+      </w:pPr>
+      <w:r>
+        <w:rPr>
+          <w:rFonts w:ascii="Lato" w:hAnsi="Lato" w:eastAsia="Lato" w:cs="Lato"/>
+          <w:b/>
+          <w:i w:val="0"/>
+          <w:color w:val="0F3D57"/>
+          <w:sz w:val="21"/>
+          <w:u w:val="none"/>
+        </w:rPr>
+        <w:t>18. When Summaries Distort Decisions: Information Fidelity in LLM-Compressed Financial Analysis (2026)</w:t>
+      </w:r>
+    </w:p>
+    <w:p>
+      <w:pPr>
+        <w:spacing w:before="0" w:after="0"/>
+      </w:pPr>
+      <w:r>
+        <w:rPr>
+          <w:rFonts w:ascii="Lato" w:hAnsi="Lato" w:eastAsia="Lato" w:cs="Lato"/>
+          <w:b w:val="0"/>
+          <w:i w:val="0"/>
+          <w:sz w:val="19"/>
+          <w:u w:val="none"/>
+        </w:rPr>
+        <w:t xml:space="preserve">- Hoyoung Lee, Suhwan Park, </w:t>
+      </w:r>
+      <w:r>
+        <w:rPr>
+          <w:rFonts w:ascii="Lato" w:hAnsi="Lato" w:eastAsia="Lato" w:cs="Lato"/>
+          <w:b/>
+          <w:i w:val="0"/>
+          <w:sz w:val="19"/>
+          <w:u w:val="none"/>
+        </w:rPr>
+        <w:t>Seunghan Lee</w:t>
+      </w:r>
+      <w:r>
+        <w:rPr>
+          <w:rFonts w:ascii="Lato" w:hAnsi="Lato" w:eastAsia="Lato" w:cs="Lato"/>
+          <w:b w:val="0"/>
+          <w:i w:val="0"/>
+          <w:sz w:val="19"/>
+          <w:u w:val="none"/>
+        </w:rPr>
+        <w:t>, Jun Seo, Jaehoon Lee, Sungdong Yoo, Minjae Kim, CheolWon Na, Zhangyang Wang, Zach Golkhou, Minkyu Kim, Sotirios Sabanis, Alejandro Lopez-Lira, Dhagash Mehta, Soonyoung Lee, Chanyeol Choi, Wonbin Ahn, Yongjae Lee</w:t>
+      </w:r>
+    </w:p>
+    <w:p>
+      <w:pPr>
+        <w:spacing w:before="0" w:after="0"/>
+      </w:pPr>
+      <w:r>
+        <w:rPr>
+          <w:rFonts w:ascii="Lato" w:hAnsi="Lato" w:eastAsia="Lato" w:cs="Lato"/>
+          <w:b w:val="0"/>
+          <w:i w:val="0"/>
+          <w:sz w:val="19"/>
+          <w:u w:val="none"/>
+        </w:rPr>
+        <w:t xml:space="preserve">- In </w:t>
+      </w:r>
+      <w:r>
+        <w:rPr>
+          <w:rFonts w:ascii="Lato" w:hAnsi="Lato" w:eastAsia="Lato" w:cs="Lato"/>
+          <w:b w:val="0"/>
+          <w:i/>
+          <w:color w:val="4A4A4A"/>
+          <w:sz w:val="19"/>
+          <w:u w:val="none"/>
+        </w:rPr>
+        <w:t>EMNLP, 2026. [</w:t>
+      </w:r>
+      <w:hyperlink r:id="rId23">
+        <w:r>
+          <w:rPr>
+            <w:rFonts w:ascii="Lato" w:hAnsi="Lato" w:eastAsia="Lato" w:cs="Lato"/>
+            <w:b w:val="0"/>
+            <w:i w:val="0"/>
+            <w:color w:val="0F3D57"/>
+            <w:sz w:val="19"/>
+            <w:u w:val="none"/>
           </w:rPr>
           <w:t>arxiv:2606.29251</w:t>
         </w:r>
@@ -2350,7 +2552,7 @@
         </w:rPr>
         <w:t>[</w:t>
       </w:r>
-      <w:hyperlink r:id="rId22">
+      <w:hyperlink r:id="rId24">
         <w:r>
           <w:rPr>
             <w:rFonts w:ascii="Lato" w:hAnsi="Lato" w:eastAsia="Lato" w:cs="Lato"/>
@@ -2451,7 +2653,7 @@
         </w:rPr>
         <w:t>EMNLP, 2026. [</w:t>
       </w:r>
-      <w:hyperlink r:id="rId23">
+      <w:hyperlink r:id="rId25">
         <w:r>
           <w:rPr>
             <w:rFonts w:ascii="Lato" w:hAnsi="Lato" w:eastAsia="Lato" w:cs="Lato"/>
@@ -2459,7 +2661,7 @@
             <w:i w:val="0"/>
             <w:color w:val="0F3D57"/>
             <w:sz w:val="19"/>
-            <w:u w:val="single"/>
+            <w:u w:val="none"/>
           </w:rPr>
           <w:t>arxiv:2605.03460</w:t>
         </w:r>
@@ -2601,7 +2803,7 @@
         </w:rPr>
         <w:t>[</w:t>
       </w:r>
-      <w:hyperlink r:id="rId24">
+      <w:hyperlink r:id="rId26">
         <w:r>
           <w:rPr>
             <w:rFonts w:ascii="Lato" w:hAnsi="Lato" w:eastAsia="Lato" w:cs="Lato"/>
@@ -2724,7 +2926,7 @@
         </w:rPr>
         <w:t>[</w:t>
       </w:r>
-      <w:hyperlink r:id="rId25">
+      <w:hyperlink r:id="rId27">
         <w:r>
           <w:rPr>
             <w:rFonts w:ascii="Lato" w:hAnsi="Lato" w:eastAsia="Lato" w:cs="Lato"/>
@@ -2825,7 +3027,7 @@
         </w:rPr>
         <w:t>KDD, 2026. [</w:t>
       </w:r>
-      <w:hyperlink r:id="rId26">
+      <w:hyperlink r:id="rId28">
         <w:r>
           <w:rPr>
             <w:rFonts w:ascii="Lato" w:hAnsi="Lato" w:eastAsia="Lato" w:cs="Lato"/>
@@ -2833,7 +3035,7 @@
             <w:i w:val="0"/>
             <w:color w:val="0F3D57"/>
             <w:sz w:val="19"/>
-            <w:u w:val="single"/>
+            <w:u w:val="none"/>
           </w:rPr>
           <w:t>arxiv:2603.02702</w:t>
         </w:r>
@@ -2926,7 +3128,7 @@
         </w:rPr>
         <w:t>ICML, 2026. [</w:t>
       </w:r>
-      <w:hyperlink r:id="rId27">
+      <w:hyperlink r:id="rId29">
         <w:r>
           <w:rPr>
             <w:rFonts w:ascii="Lato" w:hAnsi="Lato" w:eastAsia="Lato" w:cs="Lato"/>
@@ -2934,7 +3136,7 @@
             <w:i w:val="0"/>
             <w:color w:val="0F3D57"/>
             <w:sz w:val="19"/>
-            <w:u w:val="single"/>
+            <w:u w:val="none"/>
           </w:rPr>
           <w:t>arxiv:2605.04363</w:t>
         </w:r>
@@ -3027,7 +3229,7 @@
         </w:rPr>
         <w:t>ICASSP, 2026. [</w:t>
       </w:r>
-      <w:hyperlink r:id="rId28">
+      <w:hyperlink r:id="rId30">
         <w:r>
           <w:rPr>
             <w:rFonts w:ascii="Lato" w:hAnsi="Lato" w:eastAsia="Lato" w:cs="Lato"/>
@@ -3237,7 +3439,7 @@
         </w:rPr>
         <w:t>ICML, 2025. [</w:t>
       </w:r>
-      <w:hyperlink r:id="rId29">
+      <w:hyperlink r:id="rId31">
         <w:r>
           <w:rPr>
             <w:rFonts w:ascii="Lato" w:hAnsi="Lato" w:eastAsia="Lato" w:cs="Lato"/>
@@ -3402,7 +3604,7 @@
         </w:rPr>
         <w:t>NeurIPSW (Time Series in the Age of Large Models) , 2024. [</w:t>
       </w:r>
-      <w:hyperlink r:id="rId30">
+      <w:hyperlink r:id="rId32">
         <w:r>
           <w:rPr>
             <w:rFonts w:ascii="Lato" w:hAnsi="Lato" w:eastAsia="Lato" w:cs="Lato"/>
@@ -3557,7 +3759,7 @@
         </w:rPr>
         <w:t>[</w:t>
       </w:r>
-      <w:hyperlink r:id="rId28">
+      <w:hyperlink r:id="rId30">
         <w:r>
           <w:rPr>
             <w:rFonts w:ascii="Lato" w:hAnsi="Lato" w:eastAsia="Lato" w:cs="Lato"/>
@@ -3690,7 +3892,7 @@
         </w:rPr>
         <w:t>NeurIPS, 2024. [</w:t>
       </w:r>
-      <w:hyperlink r:id="rId31">
+      <w:hyperlink r:id="rId33">
         <w:r>
           <w:rPr>
             <w:rFonts w:ascii="Lato" w:hAnsi="Lato" w:eastAsia="Lato" w:cs="Lato"/>
@@ -3837,7 +4039,7 @@
         </w:rPr>
         <w:t>ICLR, 2024. [</w:t>
       </w:r>
-      <w:hyperlink r:id="rId32">
+      <w:hyperlink r:id="rId34">
         <w:r>
           <w:rPr>
             <w:rFonts w:ascii="Lato" w:hAnsi="Lato" w:eastAsia="Lato" w:cs="Lato"/>
@@ -3987,7 +4189,7 @@
         </w:rPr>
         <w:t>[</w:t>
       </w:r>
-      <w:hyperlink r:id="rId33">
+      <w:hyperlink r:id="rId35">
         <w:r>
           <w:rPr>
             <w:rFonts w:ascii="Lato" w:hAnsi="Lato" w:eastAsia="Lato" w:cs="Lato"/>
@@ -7363,7 +7565,7 @@
         </w:rPr>
         <w:t>1st Semester: Contributed an article on AI in the Arts to IT Chosun (</w:t>
       </w:r>
-      <w:hyperlink r:id="rId34">
+      <w:hyperlink r:id="rId36">
         <w:r>
           <w:rPr>
             <w:rFonts w:ascii="Lato" w:hAnsi="Lato" w:eastAsia="Lato" w:cs="Lato"/>
@@ -12853,8 +13055,8 @@
       </w:r>
     </w:p>
     <w:sectPr>
-      <w:headerReference w:type="default" r:id="rId35"/>
-      <w:footerReference w:type="default" r:id="rId36"/>
+      <w:headerReference w:type="default" r:id="rId37"/>
+      <w:footerReference w:type="default" r:id="rId38"/>
       <w:pgSz w:w="11906" w:h="16838"/>
       <w:pgMar w:top="1020" w:right="964" w:bottom="1020" w:left="1077" w:header="0" w:footer="510" w:gutter="0"/>
       <w:cols w:space="720"/>

--- a/SeunghanLee_CV.docx
+++ b/SeunghanLee_CV.docx
@@ -6640,7 +6640,7 @@
           <w:sz w:val="20"/>
           <w:u w:val="none"/>
         </w:rPr>
-        <w:t>: ICLR (2025, 2026), ICML (2024, 2025, 2026), NeurIPS (2024, 2025), EMNLP (2026), TMLR (2026)</w:t>
+        <w:t>: ICLR (2025, 2026, 2027), ICML (2024, 2025, 2026), NeurIPS (2024, 2025, 2026), AAAI (2026), EMNLP (2026), TMLR (2026)</w:t>
       </w:r>
     </w:p>
     <w:p>

--- a/SeunghanLee_CV.docx
+++ b/SeunghanLee_CV.docx
@@ -6640,7 +6640,7 @@
           <w:sz w:val="20"/>
           <w:u w:val="none"/>
         </w:rPr>
-        <w:t>: ICLR (2025, 2026, 2027), ICML (2024, 2025, 2026), NeurIPS (2024, 2025, 2026), AAAI (2026), EMNLP (2026), TMLR (2026)</w:t>
+        <w:t>: ICLR (2025, 2026, 2027), ICML (2024, 2025, 2026), NeurIPS (2024, 2025, 2026), AAAI (2025, 2026, 2027), EMNLP (2026), TMLR (2026)</w:t>
       </w:r>
     </w:p>
     <w:p>

--- a/SeunghanLee_CV.docx
+++ b/SeunghanLee_CV.docx
@@ -2023,7 +2023,7 @@
           <w:sz w:val="19"/>
           <w:u w:val="none"/>
         </w:rPr>
-        <w:t>arXiv preprint, 2026. [</w:t>
+        <w:t>NeurIPSW (XAI4Science), 2026. [</w:t>
       </w:r>
       <w:hyperlink r:id="rId19">
         <w:r>

--- a/SeunghanLee_CV.docx
+++ b/SeunghanLee_CV.docx
@@ -1644,6 +1644,160 @@
           <w:u w:val="none"/>
         </w:rPr>
         <w:t>Co-corresponding Authors)</w:t>
+      </w:r>
+    </w:p>
+    <w:p>
+      <w:pPr>
+        <w:spacing w:before="176" w:after="20"/>
+      </w:pPr>
+      <w:r>
+        <w:rPr>
+          <w:rFonts w:ascii="Lato" w:hAnsi="Lato" w:eastAsia="Lato" w:cs="Lato"/>
+          <w:b/>
+          <w:i w:val="0"/>
+          <w:color w:val="0F3D57"/>
+          <w:sz w:val="21"/>
+          <w:u w:val="none"/>
+        </w:rPr>
+        <w:t>27. Quantile Alignment Improves Zero-Shot Time-Series Foundation Models (2026)</w:t>
+      </w:r>
+    </w:p>
+    <w:p>
+      <w:pPr>
+        <w:spacing w:before="0" w:after="0"/>
+      </w:pPr>
+      <w:r>
+        <w:rPr>
+          <w:rFonts w:ascii="Lato" w:hAnsi="Lato" w:eastAsia="Lato" w:cs="Lato"/>
+          <w:b w:val="0"/>
+          <w:i w:val="0"/>
+          <w:sz w:val="19"/>
+          <w:u w:val="none"/>
+        </w:rPr>
+        <w:t xml:space="preserve">- Junhyeok Kang, Sangjun Han, Jun Seo, </w:t>
+      </w:r>
+      <w:r>
+        <w:rPr>
+          <w:rFonts w:ascii="Lato" w:hAnsi="Lato" w:eastAsia="Lato" w:cs="Lato"/>
+          <w:b/>
+          <w:i w:val="0"/>
+          <w:sz w:val="19"/>
+          <w:u w:val="none"/>
+        </w:rPr>
+        <w:t>Seunghan Lee</w:t>
+      </w:r>
+      <w:r>
+        <w:rPr>
+          <w:rFonts w:ascii="Lato" w:hAnsi="Lato" w:eastAsia="Lato" w:cs="Lato"/>
+          <w:b w:val="0"/>
+          <w:i w:val="0"/>
+          <w:sz w:val="19"/>
+          <w:u w:val="none"/>
+        </w:rPr>
+        <w:t>, Jaehoon Lee, Dongwan Kang, Minjae Kim, Sungdong Yoo, Tae Yoon Lim, Hwanil Choi, Soonyoung Lee, Wonbin Ahn</w:t>
+      </w:r>
+    </w:p>
+    <w:p>
+      <w:pPr>
+        <w:spacing w:before="0" w:after="0"/>
+      </w:pPr>
+      <w:r>
+        <w:rPr>
+          <w:rFonts w:ascii="Lato" w:hAnsi="Lato" w:eastAsia="Lato" w:cs="Lato"/>
+          <w:b w:val="0"/>
+          <w:i w:val="0"/>
+          <w:sz w:val="19"/>
+          <w:u w:val="none"/>
+        </w:rPr>
+        <w:t xml:space="preserve">- In </w:t>
+      </w:r>
+      <w:r>
+        <w:rPr>
+          <w:rFonts w:ascii="Lato" w:hAnsi="Lato" w:eastAsia="Lato" w:cs="Lato"/>
+          <w:b w:val="0"/>
+          <w:i/>
+          <w:color w:val="4A4A4A"/>
+          <w:sz w:val="19"/>
+          <w:u w:val="none"/>
+        </w:rPr>
+        <w:t>NeurIPSW (FMTS), 2026. [TBD]</w:t>
+      </w:r>
+    </w:p>
+    <w:p>
+      <w:pPr>
+        <w:spacing w:before="176" w:after="20"/>
+      </w:pPr>
+      <w:r>
+        <w:rPr>
+          <w:rFonts w:ascii="Lato" w:hAnsi="Lato" w:eastAsia="Lato" w:cs="Lato"/>
+          <w:b/>
+          <w:i w:val="0"/>
+          <w:color w:val="0F3D57"/>
+          <w:sz w:val="21"/>
+          <w:u w:val="none"/>
+        </w:rPr>
+        <w:t>26. Composite Kernel Decomposition of Gaussian Process for Time-Series Foundation Models (2026)</w:t>
+      </w:r>
+    </w:p>
+    <w:p>
+      <w:pPr>
+        <w:spacing w:before="0" w:after="0"/>
+      </w:pPr>
+      <w:r>
+        <w:rPr>
+          <w:rFonts w:ascii="Lato" w:hAnsi="Lato" w:eastAsia="Lato" w:cs="Lato"/>
+          <w:b w:val="0"/>
+          <w:i w:val="0"/>
+          <w:sz w:val="19"/>
+          <w:u w:val="none"/>
+        </w:rPr>
+        <w:t xml:space="preserve">- Sangjun Han, Hyunoh Yeo, Joanie Hayoun Chung, Junhyeok Kang, </w:t>
+      </w:r>
+      <w:r>
+        <w:rPr>
+          <w:rFonts w:ascii="Lato" w:hAnsi="Lato" w:eastAsia="Lato" w:cs="Lato"/>
+          <w:b/>
+          <w:i w:val="0"/>
+          <w:sz w:val="19"/>
+          <w:u w:val="none"/>
+        </w:rPr>
+        <w:t>Seunghan Lee</w:t>
+      </w:r>
+      <w:r>
+        <w:rPr>
+          <w:rFonts w:ascii="Lato" w:hAnsi="Lato" w:eastAsia="Lato" w:cs="Lato"/>
+          <w:b w:val="0"/>
+          <w:i w:val="0"/>
+          <w:sz w:val="19"/>
+          <w:u w:val="none"/>
+        </w:rPr>
+        <w:t>, Jaehoon Lee, Jun Seo, Tae Yoon Lim, Dongwan Kang, Hwanil Choi, Minjae Kim, Sungdong Yoo, Soonyoung Lee, Wonbin Ahn</w:t>
+      </w:r>
+    </w:p>
+    <w:p>
+      <w:pPr>
+        <w:spacing w:before="0" w:after="0"/>
+      </w:pPr>
+      <w:r>
+        <w:rPr>
+          <w:rFonts w:ascii="Lato" w:hAnsi="Lato" w:eastAsia="Lato" w:cs="Lato"/>
+          <w:b w:val="0"/>
+          <w:i w:val="0"/>
+          <w:sz w:val="19"/>
+          <w:u w:val="none"/>
+        </w:rPr>
+        <w:t xml:space="preserve">- In </w:t>
+      </w:r>
+      <w:r>
+        <w:rPr>
+          <w:rFonts w:ascii="Lato" w:hAnsi="Lato" w:eastAsia="Lato" w:cs="Lato"/>
+          <w:b w:val="0"/>
+          <w:i/>
+          <w:color w:val="4A4A4A"/>
+          <w:sz w:val="19"/>
+          <w:u w:val="none"/>
+        </w:rPr>
+        <w:t>NeurIPSW (FMTS), 2026. [TBD]</w:t>
       </w:r>
     </w:p>
     <w:p>

--- a/SeunghanLee_CV.docx
+++ b/SeunghanLee_CV.docx
@@ -3245,16 +3245,6 @@
           <w:u w:val="none"/>
         </w:rPr>
         <w:t>Seunghan Lee</w:t>
-      </w:r>
-      <w:r>
-        <w:rPr>
-          <w:rFonts w:ascii="Lato" w:hAnsi="Lato" w:eastAsia="Lato" w:cs="Lato"/>
-          <w:b w:val="0"/>
-          <w:i w:val="0"/>
-          <w:sz w:val="19"/>
-          <w:u w:val="none"/>
-        </w:rPr>
-        <w:t>, Jaehoon Lee, Jun Seo, Sungdong Yoo, Minjae Kim, Tae Yoon Lim, Dongwan Kang, Hwanil Choi, SoonYoung Lee, Wonbin Ahn</w:t>
       </w:r>
     </w:p>
     <w:p>

--- a/SeunghanLee_CV.docx
+++ b/SeunghanLee_CV.docx
@@ -4851,7 +4851,7 @@
           <w:sz w:val="20"/>
           <w:u w:val="none"/>
         </w:rPr>
-        <w:t>① TS foundation model for financial assets</w:t>
+        <w:t>① EXAONE Finance: TS foundation model for financial assets</w:t>
       </w:r>
     </w:p>
     <w:p>
@@ -4879,7 +4879,7 @@
           <w:sz w:val="20"/>
           <w:u w:val="none"/>
         </w:rPr>
-        <w:t>② Financial TS forecasting (Equity, Macro, Fundamental, etc.)</w:t>
+        <w:t>② EXAONE Demand: TS foundation model for demand forecasting</w:t>
       </w:r>
     </w:p>
     <w:p>
@@ -4907,7 +4907,7 @@
           <w:sz w:val="20"/>
           <w:u w:val="none"/>
         </w:rPr>
-        <w:t>③ Multimodal TS forecasting (TS + Text)</w:t>
+        <w:t>③ Financial TS forecasting (Equity, Macro, Fundamental, etc.)</w:t>
       </w:r>
     </w:p>
     <w:p>
@@ -4935,7 +4935,7 @@
           <w:sz w:val="20"/>
           <w:u w:val="none"/>
         </w:rPr>
-        <w:t>④ Agentic TS forecasting</w:t>
+        <w:t>④ Multimodal TS forecasting (TS + Text)</w:t>
       </w:r>
     </w:p>
     <w:p>
@@ -4964,6 +4964,62 @@
           <w:u w:val="none"/>
         </w:rPr>
         <w:t>⑤ Supply Chain Knowledge Graph</w:t>
+      </w:r>
+    </w:p>
+    <w:p>
+      <w:pPr>
+        <w:spacing w:before="0" w:after="0"/>
+        <w:ind w:left="1325" w:hanging="331"/>
+      </w:pPr>
+      <w:r>
+        <w:rPr>
+          <w:rFonts w:ascii="Lato" w:hAnsi="Lato" w:eastAsia="Lato" w:cs="Lato"/>
+          <w:b w:val="0"/>
+          <w:i w:val="0"/>
+          <w:color w:val="0F3D57"/>
+          <w:sz w:val="16"/>
+          <w:u w:val="none"/>
+        </w:rPr>
+        <w:t>◦</w:t>
+        <w:tab/>
+      </w:r>
+      <w:r>
+        <w:rPr>
+          <w:rFonts w:ascii="Lato" w:hAnsi="Lato" w:eastAsia="Lato" w:cs="Lato"/>
+          <w:b w:val="0"/>
+          <w:i w:val="0"/>
+          <w:sz w:val="20"/>
+          <w:u w:val="none"/>
+        </w:rPr>
+        <w:t>⑥ TS reasoning model</w:t>
+      </w:r>
+    </w:p>
+    <w:p>
+      <w:pPr>
+        <w:spacing w:before="0" w:after="0"/>
+        <w:ind w:left="1325" w:hanging="331"/>
+      </w:pPr>
+      <w:r>
+        <w:rPr>
+          <w:rFonts w:ascii="Lato" w:hAnsi="Lato" w:eastAsia="Lato" w:cs="Lato"/>
+          <w:b w:val="0"/>
+          <w:i w:val="0"/>
+          <w:color w:val="0F3D57"/>
+          <w:sz w:val="16"/>
+          <w:u w:val="none"/>
+        </w:rPr>
+        <w:t>◦</w:t>
+        <w:tab/>
+      </w:r>
+      <w:r>
+        <w:rPr>
+          <w:rFonts w:ascii="Lato" w:hAnsi="Lato" w:eastAsia="Lato" w:cs="Lato"/>
+          <w:b w:val="0"/>
+          <w:i w:val="0"/>
+          <w:sz w:val="20"/>
+          <w:u w:val="none"/>
+        </w:rPr>
+        <w:t>⑦ Explainable TS forecasting</w:t>
       </w:r>
     </w:p>
     <w:p>

--- a/SeunghanLee_CV.docx
+++ b/SeunghanLee_CV.docx
@@ -1530,7 +1530,7 @@
           <w:sz w:val="20"/>
           <w:u w:val="none"/>
         </w:rPr>
-        <w:t>Others (e.g., Self-Supervised Learning, Diffusion Models)</w:t>
+        <w:t>Others (e.g., Self-Supervised Learning, Diffusion Models, Anomaly Detection)</w:t>
       </w:r>
     </w:p>
     <w:p>
@@ -1659,7 +1659,7 @@
           <w:sz w:val="21"/>
           <w:u w:val="none"/>
         </w:rPr>
-        <w:t>27. Quantile Alignment Improves Zero-Shot Time-Series Foundation Models (2026)</w:t>
+        <w:t>28. OneShot: Label-Efficient Detector Weighting for Time Series Anomaly Detection (2026)</w:t>
       </w:r>
     </w:p>
     <w:p>
@@ -1674,7 +1674,7 @@
           <w:sz w:val="19"/>
           <w:u w:val="none"/>
         </w:rPr>
-        <w:t xml:space="preserve">- Junhyeok Kang, Sangjun Han, Jun Seo, </w:t>
+        <w:t xml:space="preserve">- </w:t>
       </w:r>
       <w:r>
         <w:rPr>
@@ -1694,7 +1694,7 @@
           <w:sz w:val="19"/>
           <w:u w:val="none"/>
         </w:rPr>
-        <w:t>, Jaehoon Lee, Dongwan Kang, Minjae Kim, Sungdong Yoo, Tae Yoon Lim, Hwanil Choi, Soonyoung Lee, Wonbin Ahn</w:t>
+        <w:t>, Jun Seo, Jaehoon Lee, Junhyeok Kang, Sangjun Han, Sungdong Yoo, Minjae Kim, Tae Yoon Lim, Dongwan Kang, Hwanil Choi, Soonyoung Lee, Wonbin Ahn</w:t>
       </w:r>
     </w:p>
     <w:p>
@@ -1720,74 +1720,21 @@
           <w:sz w:val="19"/>
           <w:u w:val="none"/>
         </w:rPr>
-        <w:t>NeurIPSW (FMTS), 2026. [TBD]</w:t>
-      </w:r>
-    </w:p>
-    <w:p>
-      <w:pPr>
-        <w:spacing w:before="176" w:after="20"/>
-      </w:pPr>
-      <w:r>
-        <w:rPr>
-          <w:rFonts w:ascii="Lato" w:hAnsi="Lato" w:eastAsia="Lato" w:cs="Lato"/>
-          <w:b/>
-          <w:i w:val="0"/>
-          <w:color w:val="0F3D57"/>
-          <w:sz w:val="21"/>
-          <w:u w:val="none"/>
-        </w:rPr>
-        <w:t>26. Composite Kernel Decomposition of Gaussian Process for Time-Series Foundation Models (2026)</w:t>
-      </w:r>
-    </w:p>
-    <w:p>
-      <w:pPr>
-        <w:spacing w:before="0" w:after="0"/>
-      </w:pPr>
-      <w:r>
-        <w:rPr>
-          <w:rFonts w:ascii="Lato" w:hAnsi="Lato" w:eastAsia="Lato" w:cs="Lato"/>
-          <w:b w:val="0"/>
-          <w:i w:val="0"/>
-          <w:sz w:val="19"/>
-          <w:u w:val="none"/>
-        </w:rPr>
-        <w:t xml:space="preserve">- Sangjun Han, Hyunoh Yeo, Joanie Hayoun Chung, Junhyeok Kang, </w:t>
-      </w:r>
-      <w:r>
-        <w:rPr>
-          <w:rFonts w:ascii="Lato" w:hAnsi="Lato" w:eastAsia="Lato" w:cs="Lato"/>
-          <w:b/>
-          <w:i w:val="0"/>
-          <w:sz w:val="19"/>
-          <w:u w:val="none"/>
-        </w:rPr>
-        <w:t>Seunghan Lee</w:t>
-      </w:r>
-      <w:r>
-        <w:rPr>
-          <w:rFonts w:ascii="Lato" w:hAnsi="Lato" w:eastAsia="Lato" w:cs="Lato"/>
-          <w:b w:val="0"/>
-          <w:i w:val="0"/>
-          <w:sz w:val="19"/>
-          <w:u w:val="none"/>
-        </w:rPr>
-        <w:t>, Jaehoon Lee, Jun Seo, Tae Yoon Lim, Dongwan Kang, Hwanil Choi, Minjae Kim, Sungdong Yoo, Soonyoung Lee, Wonbin Ahn</w:t>
-      </w:r>
-    </w:p>
-    <w:p>
-      <w:pPr>
-        <w:spacing w:before="0" w:after="0"/>
-      </w:pPr>
-      <w:r>
-        <w:rPr>
-          <w:rFonts w:ascii="Lato" w:hAnsi="Lato" w:eastAsia="Lato" w:cs="Lato"/>
-          <w:b w:val="0"/>
-          <w:i w:val="0"/>
-          <w:sz w:val="19"/>
-          <w:u w:val="none"/>
-        </w:rPr>
-        <w:t xml:space="preserve">- In </w:t>
-      </w:r>
+        <w:t>arXiv preprint, 2026. [</w:t>
+      </w:r>
+      <w:hyperlink r:id="rId16">
+        <w:r>
+          <w:rPr>
+            <w:rFonts w:ascii="Lato" w:hAnsi="Lato" w:eastAsia="Lato" w:cs="Lato"/>
+            <w:b w:val="0"/>
+            <w:i w:val="0"/>
+            <w:color w:val="0F3D57"/>
+            <w:sz w:val="19"/>
+            <w:u w:val="none"/>
+          </w:rPr>
+          <w:t>arxiv:2610.16219</w:t>
+        </w:r>
+      </w:hyperlink>
       <w:r>
         <w:rPr>
           <w:rFonts w:ascii="Lato" w:hAnsi="Lato" w:eastAsia="Lato" w:cs="Lato"/>
@@ -1797,7 +1744,7 @@
           <w:sz w:val="19"/>
           <w:u w:val="none"/>
         </w:rPr>
-        <w:t>NeurIPSW (FMTS), 2026. [TBD]</w:t>
+        <w:t>]</w:t>
       </w:r>
     </w:p>
     <w:p>
@@ -1813,7 +1760,7 @@
           <w:sz w:val="21"/>
           <w:u w:val="none"/>
         </w:rPr>
-        <w:t>25. EXAONE Demand 1.0: A Time Series Foundation Model for Demand Forecasting (2026)</w:t>
+        <w:t>27. Quantile Alignment Improves Zero-Shot Time-Series Foundation Models (2026)</w:t>
       </w:r>
     </w:p>
     <w:p>
@@ -1828,7 +1775,7 @@
           <w:sz w:val="19"/>
           <w:u w:val="none"/>
         </w:rPr>
-        <w:t xml:space="preserve">- </w:t>
+        <w:t xml:space="preserve">- Junhyeok Kang, Sangjun Han, Jun Seo, </w:t>
       </w:r>
       <w:r>
         <w:rPr>
@@ -1848,7 +1795,7 @@
           <w:sz w:val="19"/>
           <w:u w:val="none"/>
         </w:rPr>
-        <w:t>, Sangjun Han, Jun Seo, Junhyeok Kang, Jaehoon Lee, Tae Yoon Lim, Dongwan Kang, Hwanil Choi, Minjae Kim, Sungdong Yoo, Soonyoung Lee, Wonbin Ahn</w:t>
+        <w:t>, Jaehoon Lee, Dongwan Kang, Minjae Kim, Sungdong Yoo, Tae Yoon Lim, Hwanil Choi, Soonyoung Lee, Wonbin Ahn</w:t>
       </w:r>
     </w:p>
     <w:p>
@@ -1874,9 +1821,163 @@
           <w:sz w:val="19"/>
           <w:u w:val="none"/>
         </w:rPr>
+        <w:t>NeurIPSW (FMTS), 2026. [TBD]</w:t>
+      </w:r>
+    </w:p>
+    <w:p>
+      <w:pPr>
+        <w:spacing w:before="176" w:after="20"/>
+      </w:pPr>
+      <w:r>
+        <w:rPr>
+          <w:rFonts w:ascii="Lato" w:hAnsi="Lato" w:eastAsia="Lato" w:cs="Lato"/>
+          <w:b/>
+          <w:i w:val="0"/>
+          <w:color w:val="0F3D57"/>
+          <w:sz w:val="21"/>
+          <w:u w:val="none"/>
+        </w:rPr>
+        <w:t>26. Composite Kernel Decomposition of Gaussian Process for Time-Series Foundation Models (2026)</w:t>
+      </w:r>
+    </w:p>
+    <w:p>
+      <w:pPr>
+        <w:spacing w:before="0" w:after="0"/>
+      </w:pPr>
+      <w:r>
+        <w:rPr>
+          <w:rFonts w:ascii="Lato" w:hAnsi="Lato" w:eastAsia="Lato" w:cs="Lato"/>
+          <w:b w:val="0"/>
+          <w:i w:val="0"/>
+          <w:sz w:val="19"/>
+          <w:u w:val="none"/>
+        </w:rPr>
+        <w:t xml:space="preserve">- Sangjun Han, Hyunoh Yeo, Joanie Hayoun Chung, Junhyeok Kang, </w:t>
+      </w:r>
+      <w:r>
+        <w:rPr>
+          <w:rFonts w:ascii="Lato" w:hAnsi="Lato" w:eastAsia="Lato" w:cs="Lato"/>
+          <w:b/>
+          <w:i w:val="0"/>
+          <w:sz w:val="19"/>
+          <w:u w:val="none"/>
+        </w:rPr>
+        <w:t>Seunghan Lee</w:t>
+      </w:r>
+      <w:r>
+        <w:rPr>
+          <w:rFonts w:ascii="Lato" w:hAnsi="Lato" w:eastAsia="Lato" w:cs="Lato"/>
+          <w:b w:val="0"/>
+          <w:i w:val="0"/>
+          <w:sz w:val="19"/>
+          <w:u w:val="none"/>
+        </w:rPr>
+        <w:t>, Jaehoon Lee, Jun Seo, Tae Yoon Lim, Dongwan Kang, Hwanil Choi, Minjae Kim, Sungdong Yoo, Soonyoung Lee, Wonbin Ahn</w:t>
+      </w:r>
+    </w:p>
+    <w:p>
+      <w:pPr>
+        <w:spacing w:before="0" w:after="0"/>
+      </w:pPr>
+      <w:r>
+        <w:rPr>
+          <w:rFonts w:ascii="Lato" w:hAnsi="Lato" w:eastAsia="Lato" w:cs="Lato"/>
+          <w:b w:val="0"/>
+          <w:i w:val="0"/>
+          <w:sz w:val="19"/>
+          <w:u w:val="none"/>
+        </w:rPr>
+        <w:t xml:space="preserve">- In </w:t>
+      </w:r>
+      <w:r>
+        <w:rPr>
+          <w:rFonts w:ascii="Lato" w:hAnsi="Lato" w:eastAsia="Lato" w:cs="Lato"/>
+          <w:b w:val="0"/>
+          <w:i/>
+          <w:color w:val="4A4A4A"/>
+          <w:sz w:val="19"/>
+          <w:u w:val="none"/>
+        </w:rPr>
+        <w:t>NeurIPSW (FMTS), 2026. [TBD]</w:t>
+      </w:r>
+    </w:p>
+    <w:p>
+      <w:pPr>
+        <w:spacing w:before="176" w:after="20"/>
+      </w:pPr>
+      <w:r>
+        <w:rPr>
+          <w:rFonts w:ascii="Lato" w:hAnsi="Lato" w:eastAsia="Lato" w:cs="Lato"/>
+          <w:b/>
+          <w:i w:val="0"/>
+          <w:color w:val="0F3D57"/>
+          <w:sz w:val="21"/>
+          <w:u w:val="none"/>
+        </w:rPr>
+        <w:t>25. EXAONE Demand 1.0: A Time Series Foundation Model for Demand Forecasting (2026)</w:t>
+      </w:r>
+    </w:p>
+    <w:p>
+      <w:pPr>
+        <w:spacing w:before="0" w:after="0"/>
+      </w:pPr>
+      <w:r>
+        <w:rPr>
+          <w:rFonts w:ascii="Lato" w:hAnsi="Lato" w:eastAsia="Lato" w:cs="Lato"/>
+          <w:b w:val="0"/>
+          <w:i w:val="0"/>
+          <w:sz w:val="19"/>
+          <w:u w:val="none"/>
+        </w:rPr>
+        <w:t xml:space="preserve">- </w:t>
+      </w:r>
+      <w:r>
+        <w:rPr>
+          <w:rFonts w:ascii="Lato" w:hAnsi="Lato" w:eastAsia="Lato" w:cs="Lato"/>
+          <w:b/>
+          <w:i w:val="0"/>
+          <w:sz w:val="19"/>
+          <w:u w:val="none"/>
+        </w:rPr>
+        <w:t>Seunghan Lee</w:t>
+      </w:r>
+      <w:r>
+        <w:rPr>
+          <w:rFonts w:ascii="Lato" w:hAnsi="Lato" w:eastAsia="Lato" w:cs="Lato"/>
+          <w:b w:val="0"/>
+          <w:i w:val="0"/>
+          <w:sz w:val="19"/>
+          <w:u w:val="none"/>
+        </w:rPr>
+        <w:t>, Sangjun Han, Jun Seo, Junhyeok Kang, Jaehoon Lee, Tae Yoon Lim, Dongwan Kang, Hwanil Choi, Minjae Kim, Sungdong Yoo, Soonyoung Lee, Wonbin Ahn</w:t>
+      </w:r>
+    </w:p>
+    <w:p>
+      <w:pPr>
+        <w:spacing w:before="0" w:after="0"/>
+      </w:pPr>
+      <w:r>
+        <w:rPr>
+          <w:rFonts w:ascii="Lato" w:hAnsi="Lato" w:eastAsia="Lato" w:cs="Lato"/>
+          <w:b w:val="0"/>
+          <w:i w:val="0"/>
+          <w:sz w:val="19"/>
+          <w:u w:val="none"/>
+        </w:rPr>
+        <w:t xml:space="preserve">- In </w:t>
+      </w:r>
+      <w:r>
+        <w:rPr>
+          <w:rFonts w:ascii="Lato" w:hAnsi="Lato" w:eastAsia="Lato" w:cs="Lato"/>
+          <w:b w:val="0"/>
+          <w:i/>
+          <w:color w:val="4A4A4A"/>
+          <w:sz w:val="19"/>
+          <w:u w:val="none"/>
+        </w:rPr>
         <w:t>Technical report, 2026. [</w:t>
       </w:r>
-      <w:hyperlink r:id="rId16">
+      <w:hyperlink r:id="rId17">
         <w:r>
           <w:rPr>
             <w:rFonts w:ascii="Lato" w:hAnsi="Lato" w:eastAsia="Lato" w:cs="Lato"/>
@@ -1977,7 +2078,7 @@
         </w:rPr>
         <w:t>arXiv preprint, 2026. [</w:t>
       </w:r>
-      <w:hyperlink r:id="rId17">
+      <w:hyperlink r:id="rId18">
         <w:r>
           <w:rPr>
             <w:rFonts w:ascii="Lato" w:hAnsi="Lato" w:eastAsia="Lato" w:cs="Lato"/>
@@ -2078,7 +2179,7 @@
         </w:rPr>
         <w:t>Technical report, 2026. [</w:t>
       </w:r>
-      <w:hyperlink r:id="rId18">
+      <w:hyperlink r:id="rId19">
         <w:r>
           <w:rPr>
             <w:rFonts w:ascii="Lato" w:hAnsi="Lato" w:eastAsia="Lato" w:cs="Lato"/>
@@ -2179,7 +2280,7 @@
         </w:rPr>
         <w:t>NeurIPSW (XAI4Science), 2026. [</w:t>
       </w:r>
-      <w:hyperlink r:id="rId19">
+      <w:hyperlink r:id="rId20">
         <w:r>
           <w:rPr>
             <w:rFonts w:ascii="Lato" w:hAnsi="Lato" w:eastAsia="Lato" w:cs="Lato"/>
@@ -2280,7 +2381,7 @@
         </w:rPr>
         <w:t>Technical report, 2026. [</w:t>
       </w:r>
-      <w:hyperlink r:id="rId20">
+      <w:hyperlink r:id="rId21">
         <w:r>
           <w:rPr>
             <w:rFonts w:ascii="Lato" w:hAnsi="Lato" w:eastAsia="Lato" w:cs="Lato"/>
@@ -2381,7 +2482,7 @@
         </w:rPr>
         <w:t>arXiv preprint, 2026. [</w:t>
       </w:r>
-      <w:hyperlink r:id="rId21">
+      <w:hyperlink r:id="rId22">
         <w:r>
           <w:rPr>
             <w:rFonts w:ascii="Lato" w:hAnsi="Lato" w:eastAsia="Lato" w:cs="Lato"/>
@@ -2482,7 +2583,7 @@
         </w:rPr>
         <w:t>arXiv preprint, 2026. [</w:t>
       </w:r>
-      <w:hyperlink r:id="rId22">
+      <w:hyperlink r:id="rId23">
         <w:r>
           <w:rPr>
             <w:rFonts w:ascii="Lato" w:hAnsi="Lato" w:eastAsia="Lato" w:cs="Lato"/>
@@ -2583,7 +2684,7 @@
         </w:rPr>
         <w:t>EMNLP, 2026. [</w:t>
       </w:r>
-      <w:hyperlink r:id="rId23">
+      <w:hyperlink r:id="rId24">
         <w:r>
           <w:rPr>
             <w:rFonts w:ascii="Lato" w:hAnsi="Lato" w:eastAsia="Lato" w:cs="Lato"/>
@@ -2706,7 +2807,7 @@
         </w:rPr>
         <w:t>[</w:t>
       </w:r>
-      <w:hyperlink r:id="rId24">
+      <w:hyperlink r:id="rId25">
         <w:r>
           <w:rPr>
             <w:rFonts w:ascii="Lato" w:hAnsi="Lato" w:eastAsia="Lato" w:cs="Lato"/>
@@ -2807,7 +2908,7 @@
         </w:rPr>
         <w:t>EMNLP, 2026. [</w:t>
       </w:r>
-      <w:hyperlink r:id="rId25">
+      <w:hyperlink r:id="rId26">
         <w:r>
           <w:rPr>
             <w:rFonts w:ascii="Lato" w:hAnsi="Lato" w:eastAsia="Lato" w:cs="Lato"/>
@@ -2957,7 +3058,7 @@
         </w:rPr>
         <w:t>[</w:t>
       </w:r>
-      <w:hyperlink r:id="rId26">
+      <w:hyperlink r:id="rId27">
         <w:r>
           <w:rPr>
             <w:rFonts w:ascii="Lato" w:hAnsi="Lato" w:eastAsia="Lato" w:cs="Lato"/>
@@ -3080,7 +3181,7 @@
         </w:rPr>
         <w:t>[</w:t>
       </w:r>
-      <w:hyperlink r:id="rId27">
+      <w:hyperlink r:id="rId28">
         <w:r>
           <w:rPr>
             <w:rFonts w:ascii="Lato" w:hAnsi="Lato" w:eastAsia="Lato" w:cs="Lato"/>
@@ -3181,7 +3282,7 @@
         </w:rPr>
         <w:t>KDD, 2026. [</w:t>
       </w:r>
-      <w:hyperlink r:id="rId28">
+      <w:hyperlink r:id="rId29">
         <w:r>
           <w:rPr>
             <w:rFonts w:ascii="Lato" w:hAnsi="Lato" w:eastAsia="Lato" w:cs="Lato"/>
@@ -3272,7 +3373,7 @@
         </w:rPr>
         <w:t>ICML, 2026. [</w:t>
       </w:r>
-      <w:hyperlink r:id="rId29">
+      <w:hyperlink r:id="rId30">
         <w:r>
           <w:rPr>
             <w:rFonts w:ascii="Lato" w:hAnsi="Lato" w:eastAsia="Lato" w:cs="Lato"/>
@@ -3373,7 +3474,7 @@
         </w:rPr>
         <w:t>ICASSP, 2026. [</w:t>
       </w:r>
-      <w:hyperlink r:id="rId30">
+      <w:hyperlink r:id="rId31">
         <w:r>
           <w:rPr>
             <w:rFonts w:ascii="Lato" w:hAnsi="Lato" w:eastAsia="Lato" w:cs="Lato"/>
@@ -3583,7 +3684,7 @@
         </w:rPr>
         <w:t>ICML, 2025. [</w:t>
       </w:r>
-      <w:hyperlink r:id="rId31">
+      <w:hyperlink r:id="rId32">
         <w:r>
           <w:rPr>
             <w:rFonts w:ascii="Lato" w:hAnsi="Lato" w:eastAsia="Lato" w:cs="Lato"/>
@@ -3748,7 +3849,7 @@
         </w:rPr>
         <w:t>NeurIPSW (Time Series in the Age of Large Models) , 2024. [</w:t>
       </w:r>
-      <w:hyperlink r:id="rId32">
+      <w:hyperlink r:id="rId33">
         <w:r>
           <w:rPr>
             <w:rFonts w:ascii="Lato" w:hAnsi="Lato" w:eastAsia="Lato" w:cs="Lato"/>
@@ -3903,7 +4004,7 @@
         </w:rPr>
         <w:t>[</w:t>
       </w:r>
-      <w:hyperlink r:id="rId30">
+      <w:hyperlink r:id="rId31">
         <w:r>
           <w:rPr>
             <w:rFonts w:ascii="Lato" w:hAnsi="Lato" w:eastAsia="Lato" w:cs="Lato"/>
@@ -4036,7 +4137,7 @@
         </w:rPr>
         <w:t>NeurIPS, 2024. [</w:t>
       </w:r>
-      <w:hyperlink r:id="rId33">
+      <w:hyperlink r:id="rId34">
         <w:r>
           <w:rPr>
             <w:rFonts w:ascii="Lato" w:hAnsi="Lato" w:eastAsia="Lato" w:cs="Lato"/>
@@ -4183,7 +4284,7 @@
         </w:rPr>
         <w:t>ICLR, 2024. [</w:t>
       </w:r>
-      <w:hyperlink r:id="rId34">
+      <w:hyperlink r:id="rId35">
         <w:r>
           <w:rPr>
             <w:rFonts w:ascii="Lato" w:hAnsi="Lato" w:eastAsia="Lato" w:cs="Lato"/>
@@ -4333,7 +4434,7 @@
         </w:rPr>
         <w:t>[</w:t>
       </w:r>
-      <w:hyperlink r:id="rId35">
+      <w:hyperlink r:id="rId36">
         <w:r>
           <w:rPr>
             <w:rFonts w:ascii="Lato" w:hAnsi="Lato" w:eastAsia="Lato" w:cs="Lato"/>
@@ -7765,7 +7866,7 @@
         </w:rPr>
         <w:t>1st Semester: Contributed an article on AI in the Arts to IT Chosun (</w:t>
       </w:r>
-      <w:hyperlink r:id="rId36">
+      <w:hyperlink r:id="rId37">
         <w:r>
           <w:rPr>
             <w:rFonts w:ascii="Lato" w:hAnsi="Lato" w:eastAsia="Lato" w:cs="Lato"/>
@@ -13255,8 +13356,8 @@
       </w:r>
     </w:p>
     <w:sectPr>
-      <w:headerReference w:type="default" r:id="rId37"/>
-      <w:footerReference w:type="default" r:id="rId38"/>
+      <w:headerReference w:type="default" r:id="rId38"/>
+      <w:footerReference w:type="default" r:id="rId39"/>
       <w:pgSz w:w="11906" w:h="16838"/>
       <w:pgMar w:top="1020" w:right="964" w:bottom="1020" w:left="1077" w:header="0" w:footer="510" w:gutter="0"/>
       <w:cols w:space="720"/>

--- a/SeunghanLee_CV.docx
+++ b/SeunghanLee_CV.docx
@@ -2076,7 +2076,7 @@
           <w:sz w:val="19"/>
           <w:u w:val="none"/>
         </w:rPr>
-        <w:t>arXiv preprint, 2026. [</w:t>
+        <w:t>ICAIFW (LLMs and Generative AI for Finance), 2026. [</w:t>
       </w:r>
       <w:hyperlink r:id="rId18">
         <w:r>

--- a/SeunghanLee_CV.docx
+++ b/SeunghanLee_CV.docx
@@ -1474,7 +1474,7 @@
           <w:sz w:val="20"/>
           <w:u w:val="none"/>
         </w:rPr>
-        <w:t>Financial Time Series</w:t>
+        <w:t>Representation Learning</w:t>
       </w:r>
     </w:p>
     <w:p>
@@ -1502,12 +1502,40 @@
           <w:sz w:val="20"/>
           <w:u w:val="none"/>
         </w:rPr>
-        <w:t>Representation Learning</w:t>
+        <w:t>Others (e.g., Self-Supervised Learning, Diffusion Models, Anomaly Detection)</w:t>
       </w:r>
     </w:p>
     <w:p>
       <w:pPr>
         <w:spacing w:before="0" w:after="0"/>
+        <w:ind w:left="662" w:hanging="331"/>
+      </w:pPr>
+      <w:r>
+        <w:rPr>
+          <w:rFonts w:ascii="Lato" w:hAnsi="Lato" w:eastAsia="Lato" w:cs="Lato"/>
+          <w:b w:val="0"/>
+          <w:i w:val="0"/>
+          <w:color w:val="0F3D57"/>
+          <w:sz w:val="17"/>
+          <w:u w:val="none"/>
+        </w:rPr>
+        <w:t>•</w:t>
+        <w:tab/>
+      </w:r>
+      <w:r>
+        <w:rPr>
+          <w:rFonts w:ascii="Lato" w:hAnsi="Lato" w:eastAsia="Lato" w:cs="Lato"/>
+          <w:b/>
+          <w:i w:val="0"/>
+          <w:sz w:val="20"/>
+          <w:u w:val="none"/>
+        </w:rPr>
+        <w:t>AI for Finance</w:t>
+      </w:r>
+    </w:p>
+    <w:p>
+      <w:pPr>
+        <w:spacing w:before="0" w:after="0"/>
         <w:ind w:left="1325" w:hanging="331"/>
       </w:pPr>
       <w:r>
@@ -1530,7 +1558,35 @@
           <w:sz w:val="20"/>
           <w:u w:val="none"/>
         </w:rPr>
-        <w:t>Others (e.g., Self-Supervised Learning, Diffusion Models, Anomaly Detection)</w:t>
+        <w:t>Financial Time Series</w:t>
+      </w:r>
+    </w:p>
+    <w:p>
+      <w:pPr>
+        <w:spacing w:before="0" w:after="0"/>
+        <w:ind w:left="1325" w:hanging="331"/>
+      </w:pPr>
+      <w:r>
+        <w:rPr>
+          <w:rFonts w:ascii="Lato" w:hAnsi="Lato" w:eastAsia="Lato" w:cs="Lato"/>
+          <w:b w:val="0"/>
+          <w:i w:val="0"/>
+          <w:color w:val="0F3D57"/>
+          <w:sz w:val="16"/>
+          <w:u w:val="none"/>
+        </w:rPr>
+        <w:t>◦</w:t>
+        <w:tab/>
+      </w:r>
+      <w:r>
+        <w:rPr>
+          <w:rFonts w:ascii="Lato" w:hAnsi="Lato" w:eastAsia="Lato" w:cs="Lato"/>
+          <w:b w:val="0"/>
+          <w:i w:val="0"/>
+          <w:sz w:val="20"/>
+          <w:u w:val="none"/>
+        </w:rPr>
+        <w:t>Financial Language Models</w:t>
       </w:r>
     </w:p>
     <w:p>

--- a/SeunghanLee_CV.docx
+++ b/SeunghanLee_CV.docx
@@ -1700,6 +1700,83 @@
           <w:u w:val="none"/>
         </w:rPr>
         <w:t>Co-corresponding Authors)</w:t>
+      </w:r>
+    </w:p>
+    <w:p>
+      <w:pPr>
+        <w:spacing w:before="176" w:after="20"/>
+      </w:pPr>
+      <w:r>
+        <w:rPr>
+          <w:rFonts w:ascii="Lato" w:hAnsi="Lato" w:eastAsia="Lato" w:cs="Lato"/>
+          <w:b/>
+          <w:i w:val="0"/>
+          <w:color w:val="0F3D57"/>
+          <w:sz w:val="21"/>
+          <w:u w:val="none"/>
+        </w:rPr>
+        <w:t>29. Implied Volatility Surface Forecasting Under Earnings-Driven Distribution Shift: Transfer from Ordinary Trading Days (2026)</w:t>
+      </w:r>
+    </w:p>
+    <w:p>
+      <w:pPr>
+        <w:spacing w:before="0" w:after="0"/>
+      </w:pPr>
+      <w:r>
+        <w:rPr>
+          <w:rFonts w:ascii="Lato" w:hAnsi="Lato" w:eastAsia="Lato" w:cs="Lato"/>
+          <w:b w:val="0"/>
+          <w:i w:val="0"/>
+          <w:sz w:val="19"/>
+          <w:u w:val="none"/>
+        </w:rPr>
+        <w:t xml:space="preserve">- Hyunoh Yeo, Jaehoon Lee, </w:t>
+      </w:r>
+      <w:r>
+        <w:rPr>
+          <w:rFonts w:ascii="Lato" w:hAnsi="Lato" w:eastAsia="Lato" w:cs="Lato"/>
+          <w:b/>
+          <w:i w:val="0"/>
+          <w:sz w:val="19"/>
+          <w:u w:val="none"/>
+        </w:rPr>
+        <w:t>Seunghan Lee</w:t>
+      </w:r>
+      <w:r>
+        <w:rPr>
+          <w:rFonts w:ascii="Lato" w:hAnsi="Lato" w:eastAsia="Lato" w:cs="Lato"/>
+          <w:b w:val="0"/>
+          <w:i w:val="0"/>
+          <w:sz w:val="19"/>
+          <w:u w:val="none"/>
+        </w:rPr>
+        <w:t>, Jun Seo, Junhyeok Kang, Sungdong Yoo, Minjae Kim, Tae Yoon Lim, Sangjun Han, Dongwan Kang, Hwanil Choi, Soonyoung Lee, Wonbin Ahn</w:t>
+      </w:r>
+    </w:p>
+    <w:p>
+      <w:pPr>
+        <w:spacing w:before="0" w:after="0"/>
+      </w:pPr>
+      <w:r>
+        <w:rPr>
+          <w:rFonts w:ascii="Lato" w:hAnsi="Lato" w:eastAsia="Lato" w:cs="Lato"/>
+          <w:b w:val="0"/>
+          <w:i w:val="0"/>
+          <w:sz w:val="19"/>
+          <w:u w:val="none"/>
+        </w:rPr>
+        <w:t xml:space="preserve">- In </w:t>
+      </w:r>
+      <w:r>
+        <w:rPr>
+          <w:rFonts w:ascii="Lato" w:hAnsi="Lato" w:eastAsia="Lato" w:cs="Lato"/>
+          <w:b w:val="0"/>
+          <w:i/>
+          <w:color w:val="4A4A4A"/>
+          <w:sz w:val="19"/>
+          <w:u w:val="none"/>
+        </w:rPr>
+        <w:t>ICAIFW (AI-Driven Market Microstructure in Centralized and Decentralized Finance), 2026. [TBD]</w:t>
       </w:r>
     </w:p>
     <w:p>

--- a/SeunghanLee_CV.docx
+++ b/SeunghanLee_CV.docx
@@ -1418,7 +1418,7 @@
           <w:sz w:val="20"/>
           <w:u w:val="none"/>
         </w:rPr>
-        <w:t>Agentic Time Series Forecasting</w:t>
+        <w:t>Time Series Foundation Models</w:t>
       </w:r>
     </w:p>
     <w:p>
@@ -1446,7 +1446,7 @@
           <w:sz w:val="20"/>
           <w:u w:val="none"/>
         </w:rPr>
-        <w:t>Time Series Foundation Models</w:t>
+        <w:t>Time Series Reasoning, Explainability &amp; Agents</w:t>
       </w:r>
     </w:p>
     <w:p>

--- a/SeunghanLee_CV.docx
+++ b/SeunghanLee_CV.docx
@@ -3645,7 +3645,7 @@
           <w:sz w:val="21"/>
           <w:u w:val="none"/>
         </w:rPr>
-        <w:t>10. Soft Contrastive Learning for Irregular Time Series (2025)</w:t>
+        <w:t>10. Soft Contrastive Learning for Irregular Multivariate Time Series (2025)</w:t>
       </w:r>
     </w:p>
     <w:p>

--- a/SeunghanLee_CV.docx
+++ b/SeunghanLee_CV.docx
@@ -2209,7 +2209,29 @@
           <w:sz w:val="19"/>
           <w:u w:val="none"/>
         </w:rPr>
-        <w:t>ICAIFW (LLMs and Generative AI for Finance), 2026. [</w:t>
+        <w:t xml:space="preserve">ICAIFW (LLMs and Generative AI for Finance), 2026. </w:t>
+      </w:r>
+      <w:r>
+        <w:rPr>
+          <w:rFonts w:ascii="Lato" w:hAnsi="Lato" w:eastAsia="Lato" w:cs="Lato"/>
+          <w:b w:val="0"/>
+          <w:i w:val="0"/>
+          <w:color w:val="C4761A"/>
+          <w:sz w:val="19"/>
+          <w:u w:val="none"/>
+        </w:rPr>
+        <w:t xml:space="preserve">Oral </w:t>
+      </w:r>
+      <w:r>
+        <w:rPr>
+          <w:rFonts w:ascii="Lato" w:hAnsi="Lato" w:eastAsia="Lato" w:cs="Lato"/>
+          <w:b w:val="0"/>
+          <w:i/>
+          <w:color w:val="4A4A4A"/>
+          <w:sz w:val="19"/>
+          <w:u w:val="none"/>
+        </w:rPr>
+        <w:t>[</w:t>
       </w:r>
       <w:hyperlink r:id="rId18">
         <w:r>

--- a/SeunghanLee_CV.docx
+++ b/SeunghanLee_CV.docx
@@ -1614,6 +1614,34 @@
           <w:sz w:val="20"/>
           <w:u w:val="none"/>
         </w:rPr>
+        <w:t>LLMs for Decision Making</w:t>
+      </w:r>
+    </w:p>
+    <w:p>
+      <w:pPr>
+        <w:spacing w:before="0" w:after="0"/>
+        <w:ind w:left="662" w:hanging="331"/>
+      </w:pPr>
+      <w:r>
+        <w:rPr>
+          <w:rFonts w:ascii="Lato" w:hAnsi="Lato" w:eastAsia="Lato" w:cs="Lato"/>
+          <w:b w:val="0"/>
+          <w:i w:val="0"/>
+          <w:color w:val="0F3D57"/>
+          <w:sz w:val="17"/>
+          <w:u w:val="none"/>
+        </w:rPr>
+        <w:t>•</w:t>
+        <w:tab/>
+      </w:r>
+      <w:r>
+        <w:rPr>
+          <w:rFonts w:ascii="Lato" w:hAnsi="Lato" w:eastAsia="Lato" w:cs="Lato"/>
+          <w:b/>
+          <w:i w:val="0"/>
+          <w:sz w:val="20"/>
+          <w:u w:val="none"/>
+        </w:rPr>
         <w:t>Deep Learning for Tabular / Graphs</w:t>
       </w:r>
     </w:p>
@@ -1715,7 +1743,7 @@
           <w:sz w:val="21"/>
           <w:u w:val="none"/>
         </w:rPr>
-        <w:t>29. Implied Volatility Surface Forecasting Under Earnings-Driven Distribution Shift: Transfer from Ordinary Trading Days (2026)</w:t>
+        <w:t>30. Not All Information Is Worth Asking For: Decision-Informed Information Seeking with LLMs (2026)</w:t>
       </w:r>
     </w:p>
     <w:p>
@@ -1730,7 +1758,7 @@
           <w:sz w:val="19"/>
           <w:u w:val="none"/>
         </w:rPr>
-        <w:t xml:space="preserve">- Hyunoh Yeo, Jaehoon Lee, </w:t>
+        <w:t xml:space="preserve">- </w:t>
       </w:r>
       <w:r>
         <w:rPr>
@@ -1750,7 +1778,7 @@
           <w:sz w:val="19"/>
           <w:u w:val="none"/>
         </w:rPr>
-        <w:t>, Jun Seo, Junhyeok Kang, Sungdong Yoo, Minjae Kim, Tae Yoon Lim, Sangjun Han, Dongwan Kang, Hwanil Choi, Soonyoung Lee, Wonbin Ahn</w:t>
+        <w:t>, Jun Seo, Junhyeok Kang, Jaehoon Lee, Sangjun Han, Sungdong Yoo, Minjae Kim, Tae Yoon Lim, Dongwan Kang, Hwanil Choi, Soonyoung Lee, Wonbin Ahn</w:t>
       </w:r>
     </w:p>
     <w:p>
@@ -1776,74 +1804,21 @@
           <w:sz w:val="19"/>
           <w:u w:val="none"/>
         </w:rPr>
-        <w:t>ICAIFW (AI-Driven Market Microstructure in Centralized and Decentralized Finance), 2026. [TBD]</w:t>
-      </w:r>
-    </w:p>
-    <w:p>
-      <w:pPr>
-        <w:spacing w:before="176" w:after="20"/>
-      </w:pPr>
-      <w:r>
-        <w:rPr>
-          <w:rFonts w:ascii="Lato" w:hAnsi="Lato" w:eastAsia="Lato" w:cs="Lato"/>
-          <w:b/>
-          <w:i w:val="0"/>
-          <w:color w:val="0F3D57"/>
-          <w:sz w:val="21"/>
-          <w:u w:val="none"/>
-        </w:rPr>
-        <w:t>28. OneShot: Label-Efficient Detector Weighting for Time Series Anomaly Detection (2026)</w:t>
-      </w:r>
-    </w:p>
-    <w:p>
-      <w:pPr>
-        <w:spacing w:before="0" w:after="0"/>
-      </w:pPr>
-      <w:r>
-        <w:rPr>
-          <w:rFonts w:ascii="Lato" w:hAnsi="Lato" w:eastAsia="Lato" w:cs="Lato"/>
-          <w:b w:val="0"/>
-          <w:i w:val="0"/>
-          <w:sz w:val="19"/>
-          <w:u w:val="none"/>
-        </w:rPr>
-        <w:t xml:space="preserve">- </w:t>
-      </w:r>
-      <w:r>
-        <w:rPr>
-          <w:rFonts w:ascii="Lato" w:hAnsi="Lato" w:eastAsia="Lato" w:cs="Lato"/>
-          <w:b/>
-          <w:i w:val="0"/>
-          <w:sz w:val="19"/>
-          <w:u w:val="none"/>
-        </w:rPr>
-        <w:t>Seunghan Lee</w:t>
-      </w:r>
-      <w:r>
-        <w:rPr>
-          <w:rFonts w:ascii="Lato" w:hAnsi="Lato" w:eastAsia="Lato" w:cs="Lato"/>
-          <w:b w:val="0"/>
-          <w:i w:val="0"/>
-          <w:sz w:val="19"/>
-          <w:u w:val="none"/>
-        </w:rPr>
-        <w:t>, Jun Seo, Jaehoon Lee, Junhyeok Kang, Sangjun Han, Sungdong Yoo, Minjae Kim, Tae Yoon Lim, Dongwan Kang, Hwanil Choi, Soonyoung Lee, Wonbin Ahn</w:t>
-      </w:r>
-    </w:p>
-    <w:p>
-      <w:pPr>
-        <w:spacing w:before="0" w:after="0"/>
-      </w:pPr>
-      <w:r>
-        <w:rPr>
-          <w:rFonts w:ascii="Lato" w:hAnsi="Lato" w:eastAsia="Lato" w:cs="Lato"/>
-          <w:b w:val="0"/>
-          <w:i w:val="0"/>
-          <w:sz w:val="19"/>
-          <w:u w:val="none"/>
-        </w:rPr>
-        <w:t xml:space="preserve">- In </w:t>
-      </w:r>
+        <w:t>arXiv preprint, 2026. [</w:t>
+      </w:r>
+      <w:hyperlink r:id="rId16">
+        <w:r>
+          <w:rPr>
+            <w:rFonts w:ascii="Lato" w:hAnsi="Lato" w:eastAsia="Lato" w:cs="Lato"/>
+            <w:b w:val="0"/>
+            <w:i w:val="0"/>
+            <w:color w:val="0F3D57"/>
+            <w:sz w:val="19"/>
+            <w:u w:val="none"/>
+          </w:rPr>
+          <w:t>arxiv:2610.32181</w:t>
+        </w:r>
+      </w:hyperlink>
       <w:r>
         <w:rPr>
           <w:rFonts w:ascii="Lato" w:hAnsi="Lato" w:eastAsia="Lato" w:cs="Lato"/>
@@ -1853,9 +1828,163 @@
           <w:sz w:val="19"/>
           <w:u w:val="none"/>
         </w:rPr>
+        <w:t>]</w:t>
+      </w:r>
+    </w:p>
+    <w:p>
+      <w:pPr>
+        <w:spacing w:before="176" w:after="20"/>
+      </w:pPr>
+      <w:r>
+        <w:rPr>
+          <w:rFonts w:ascii="Lato" w:hAnsi="Lato" w:eastAsia="Lato" w:cs="Lato"/>
+          <w:b/>
+          <w:i w:val="0"/>
+          <w:color w:val="0F3D57"/>
+          <w:sz w:val="21"/>
+          <w:u w:val="none"/>
+        </w:rPr>
+        <w:t>29. Implied Volatility Surface Forecasting Under Earnings-Driven Distribution Shift: Transfer from Ordinary Trading Days (2026)</w:t>
+      </w:r>
+    </w:p>
+    <w:p>
+      <w:pPr>
+        <w:spacing w:before="0" w:after="0"/>
+      </w:pPr>
+      <w:r>
+        <w:rPr>
+          <w:rFonts w:ascii="Lato" w:hAnsi="Lato" w:eastAsia="Lato" w:cs="Lato"/>
+          <w:b w:val="0"/>
+          <w:i w:val="0"/>
+          <w:sz w:val="19"/>
+          <w:u w:val="none"/>
+        </w:rPr>
+        <w:t xml:space="preserve">- Hyunoh Yeo, Jaehoon Lee, </w:t>
+      </w:r>
+      <w:r>
+        <w:rPr>
+          <w:rFonts w:ascii="Lato" w:hAnsi="Lato" w:eastAsia="Lato" w:cs="Lato"/>
+          <w:b/>
+          <w:i w:val="0"/>
+          <w:sz w:val="19"/>
+          <w:u w:val="none"/>
+        </w:rPr>
+        <w:t>Seunghan Lee</w:t>
+      </w:r>
+      <w:r>
+        <w:rPr>
+          <w:rFonts w:ascii="Lato" w:hAnsi="Lato" w:eastAsia="Lato" w:cs="Lato"/>
+          <w:b w:val="0"/>
+          <w:i w:val="0"/>
+          <w:sz w:val="19"/>
+          <w:u w:val="none"/>
+        </w:rPr>
+        <w:t>, Jun Seo, Junhyeok Kang, Sungdong Yoo, Minjae Kim, Tae Yoon Lim, Sangjun Han, Dongwan Kang, Hwanil Choi, Soonyoung Lee, Wonbin Ahn</w:t>
+      </w:r>
+    </w:p>
+    <w:p>
+      <w:pPr>
+        <w:spacing w:before="0" w:after="0"/>
+      </w:pPr>
+      <w:r>
+        <w:rPr>
+          <w:rFonts w:ascii="Lato" w:hAnsi="Lato" w:eastAsia="Lato" w:cs="Lato"/>
+          <w:b w:val="0"/>
+          <w:i w:val="0"/>
+          <w:sz w:val="19"/>
+          <w:u w:val="none"/>
+        </w:rPr>
+        <w:t xml:space="preserve">- In </w:t>
+      </w:r>
+      <w:r>
+        <w:rPr>
+          <w:rFonts w:ascii="Lato" w:hAnsi="Lato" w:eastAsia="Lato" w:cs="Lato"/>
+          <w:b w:val="0"/>
+          <w:i/>
+          <w:color w:val="4A4A4A"/>
+          <w:sz w:val="19"/>
+          <w:u w:val="none"/>
+        </w:rPr>
+        <w:t>ICAIFW (AI-Driven Market Microstructure in Centralized and Decentralized Finance), 2026. [TBD]</w:t>
+      </w:r>
+    </w:p>
+    <w:p>
+      <w:pPr>
+        <w:spacing w:before="176" w:after="20"/>
+      </w:pPr>
+      <w:r>
+        <w:rPr>
+          <w:rFonts w:ascii="Lato" w:hAnsi="Lato" w:eastAsia="Lato" w:cs="Lato"/>
+          <w:b/>
+          <w:i w:val="0"/>
+          <w:color w:val="0F3D57"/>
+          <w:sz w:val="21"/>
+          <w:u w:val="none"/>
+        </w:rPr>
+        <w:t>28. OneShot: Label-Efficient Detector Weighting for Time Series Anomaly Detection (2026)</w:t>
+      </w:r>
+    </w:p>
+    <w:p>
+      <w:pPr>
+        <w:spacing w:before="0" w:after="0"/>
+      </w:pPr>
+      <w:r>
+        <w:rPr>
+          <w:rFonts w:ascii="Lato" w:hAnsi="Lato" w:eastAsia="Lato" w:cs="Lato"/>
+          <w:b w:val="0"/>
+          <w:i w:val="0"/>
+          <w:sz w:val="19"/>
+          <w:u w:val="none"/>
+        </w:rPr>
+        <w:t xml:space="preserve">- </w:t>
+      </w:r>
+      <w:r>
+        <w:rPr>
+          <w:rFonts w:ascii="Lato" w:hAnsi="Lato" w:eastAsia="Lato" w:cs="Lato"/>
+          <w:b/>
+          <w:i w:val="0"/>
+          <w:sz w:val="19"/>
+          <w:u w:val="none"/>
+        </w:rPr>
+        <w:t>Seunghan Lee</w:t>
+      </w:r>
+      <w:r>
+        <w:rPr>
+          <w:rFonts w:ascii="Lato" w:hAnsi="Lato" w:eastAsia="Lato" w:cs="Lato"/>
+          <w:b w:val="0"/>
+          <w:i w:val="0"/>
+          <w:sz w:val="19"/>
+          <w:u w:val="none"/>
+        </w:rPr>
+        <w:t>, Jun Seo, Jaehoon Lee, Junhyeok Kang, Sangjun Han, Sungdong Yoo, Minjae Kim, Tae Yoon Lim, Dongwan Kang, Hwanil Choi, Soonyoung Lee, Wonbin Ahn</w:t>
+      </w:r>
+    </w:p>
+    <w:p>
+      <w:pPr>
+        <w:spacing w:before="0" w:after="0"/>
+      </w:pPr>
+      <w:r>
+        <w:rPr>
+          <w:rFonts w:ascii="Lato" w:hAnsi="Lato" w:eastAsia="Lato" w:cs="Lato"/>
+          <w:b w:val="0"/>
+          <w:i w:val="0"/>
+          <w:sz w:val="19"/>
+          <w:u w:val="none"/>
+        </w:rPr>
+        <w:t xml:space="preserve">- In </w:t>
+      </w:r>
+      <w:r>
+        <w:rPr>
+          <w:rFonts w:ascii="Lato" w:hAnsi="Lato" w:eastAsia="Lato" w:cs="Lato"/>
+          <w:b w:val="0"/>
+          <w:i/>
+          <w:color w:val="4A4A4A"/>
+          <w:sz w:val="19"/>
+          <w:u w:val="none"/>
+        </w:rPr>
         <w:t>arXiv preprint, 2026. [</w:t>
       </w:r>
-      <w:hyperlink r:id="rId16">
+      <w:hyperlink r:id="rId17">
         <w:r>
           <w:rPr>
             <w:rFonts w:ascii="Lato" w:hAnsi="Lato" w:eastAsia="Lato" w:cs="Lato"/>
@@ -2110,7 +2239,7 @@
         </w:rPr>
         <w:t>Technical report, 2026. [</w:t>
       </w:r>
-      <w:hyperlink r:id="rId17">
+      <w:hyperlink r:id="rId18">
         <w:r>
           <w:rPr>
             <w:rFonts w:ascii="Lato" w:hAnsi="Lato" w:eastAsia="Lato" w:cs="Lato"/>
@@ -2233,7 +2362,7 @@
         </w:rPr>
         <w:t>[</w:t>
       </w:r>
-      <w:hyperlink r:id="rId18">
+      <w:hyperlink r:id="rId19">
         <w:r>
           <w:rPr>
             <w:rFonts w:ascii="Lato" w:hAnsi="Lato" w:eastAsia="Lato" w:cs="Lato"/>
@@ -2334,7 +2463,7 @@
         </w:rPr>
         <w:t>Technical report, 2026. [</w:t>
       </w:r>
-      <w:hyperlink r:id="rId19">
+      <w:hyperlink r:id="rId20">
         <w:r>
           <w:rPr>
             <w:rFonts w:ascii="Lato" w:hAnsi="Lato" w:eastAsia="Lato" w:cs="Lato"/>
@@ -2435,7 +2564,7 @@
         </w:rPr>
         <w:t>NeurIPSW (XAI4Science), 2026. [</w:t>
       </w:r>
-      <w:hyperlink r:id="rId20">
+      <w:hyperlink r:id="rId21">
         <w:r>
           <w:rPr>
             <w:rFonts w:ascii="Lato" w:hAnsi="Lato" w:eastAsia="Lato" w:cs="Lato"/>
@@ -2536,7 +2665,7 @@
         </w:rPr>
         <w:t>Technical report, 2026. [</w:t>
       </w:r>
-      <w:hyperlink r:id="rId21">
+      <w:hyperlink r:id="rId22">
         <w:r>
           <w:rPr>
             <w:rFonts w:ascii="Lato" w:hAnsi="Lato" w:eastAsia="Lato" w:cs="Lato"/>
@@ -2637,7 +2766,7 @@
         </w:rPr>
         <w:t>arXiv preprint, 2026. [</w:t>
       </w:r>
-      <w:hyperlink r:id="rId22">
+      <w:hyperlink r:id="rId23">
         <w:r>
           <w:rPr>
             <w:rFonts w:ascii="Lato" w:hAnsi="Lato" w:eastAsia="Lato" w:cs="Lato"/>
@@ -2738,7 +2867,7 @@
         </w:rPr>
         <w:t>arXiv preprint, 2026. [</w:t>
       </w:r>
-      <w:hyperlink r:id="rId23">
+      <w:hyperlink r:id="rId24">
         <w:r>
           <w:rPr>
             <w:rFonts w:ascii="Lato" w:hAnsi="Lato" w:eastAsia="Lato" w:cs="Lato"/>
@@ -2839,7 +2968,7 @@
         </w:rPr>
         <w:t>EMNLP, 2026. [</w:t>
       </w:r>
-      <w:hyperlink r:id="rId24">
+      <w:hyperlink r:id="rId25">
         <w:r>
           <w:rPr>
             <w:rFonts w:ascii="Lato" w:hAnsi="Lato" w:eastAsia="Lato" w:cs="Lato"/>
@@ -2962,7 +3091,7 @@
         </w:rPr>
         <w:t>[</w:t>
       </w:r>
-      <w:hyperlink r:id="rId25">
+      <w:hyperlink r:id="rId26">
         <w:r>
           <w:rPr>
             <w:rFonts w:ascii="Lato" w:hAnsi="Lato" w:eastAsia="Lato" w:cs="Lato"/>
@@ -3063,7 +3192,7 @@
         </w:rPr>
         <w:t>EMNLP, 2026. [</w:t>
       </w:r>
-      <w:hyperlink r:id="rId26">
+      <w:hyperlink r:id="rId27">
         <w:r>
           <w:rPr>
             <w:rFonts w:ascii="Lato" w:hAnsi="Lato" w:eastAsia="Lato" w:cs="Lato"/>
@@ -3213,7 +3342,7 @@
         </w:rPr>
         <w:t>[</w:t>
       </w:r>
-      <w:hyperlink r:id="rId27">
+      <w:hyperlink r:id="rId28">
         <w:r>
           <w:rPr>
             <w:rFonts w:ascii="Lato" w:hAnsi="Lato" w:eastAsia="Lato" w:cs="Lato"/>
@@ -3336,7 +3465,7 @@
         </w:rPr>
         <w:t>[</w:t>
       </w:r>
-      <w:hyperlink r:id="rId28">
+      <w:hyperlink r:id="rId29">
         <w:r>
           <w:rPr>
             <w:rFonts w:ascii="Lato" w:hAnsi="Lato" w:eastAsia="Lato" w:cs="Lato"/>
@@ -3437,7 +3566,7 @@
         </w:rPr>
         <w:t>KDD, 2026. [</w:t>
       </w:r>
-      <w:hyperlink r:id="rId29">
+      <w:hyperlink r:id="rId30">
         <w:r>
           <w:rPr>
             <w:rFonts w:ascii="Lato" w:hAnsi="Lato" w:eastAsia="Lato" w:cs="Lato"/>
@@ -3528,7 +3657,7 @@
         </w:rPr>
         <w:t>ICML, 2026. [</w:t>
       </w:r>
-      <w:hyperlink r:id="rId30">
+      <w:hyperlink r:id="rId31">
         <w:r>
           <w:rPr>
             <w:rFonts w:ascii="Lato" w:hAnsi="Lato" w:eastAsia="Lato" w:cs="Lato"/>
@@ -3629,7 +3758,7 @@
         </w:rPr>
         <w:t>ICASSP, 2026. [</w:t>
       </w:r>
-      <w:hyperlink r:id="rId31">
+      <w:hyperlink r:id="rId32">
         <w:r>
           <w:rPr>
             <w:rFonts w:ascii="Lato" w:hAnsi="Lato" w:eastAsia="Lato" w:cs="Lato"/>
@@ -3839,7 +3968,7 @@
         </w:rPr>
         <w:t>ICML, 2025. [</w:t>
       </w:r>
-      <w:hyperlink r:id="rId32">
+      <w:hyperlink r:id="rId33">
         <w:r>
           <w:rPr>
             <w:rFonts w:ascii="Lato" w:hAnsi="Lato" w:eastAsia="Lato" w:cs="Lato"/>
@@ -4004,7 +4133,7 @@
         </w:rPr>
         <w:t>NeurIPSW (Time Series in the Age of Large Models) , 2024. [</w:t>
       </w:r>
-      <w:hyperlink r:id="rId33">
+      <w:hyperlink r:id="rId34">
         <w:r>
           <w:rPr>
             <w:rFonts w:ascii="Lato" w:hAnsi="Lato" w:eastAsia="Lato" w:cs="Lato"/>
@@ -4159,7 +4288,7 @@
         </w:rPr>
         <w:t>[</w:t>
       </w:r>
-      <w:hyperlink r:id="rId31">
+      <w:hyperlink r:id="rId32">
         <w:r>
           <w:rPr>
             <w:rFonts w:ascii="Lato" w:hAnsi="Lato" w:eastAsia="Lato" w:cs="Lato"/>
@@ -4292,7 +4421,7 @@
         </w:rPr>
         <w:t>NeurIPS, 2024. [</w:t>
       </w:r>
-      <w:hyperlink r:id="rId34">
+      <w:hyperlink r:id="rId35">
         <w:r>
           <w:rPr>
             <w:rFonts w:ascii="Lato" w:hAnsi="Lato" w:eastAsia="Lato" w:cs="Lato"/>
@@ -4439,7 +4568,7 @@
         </w:rPr>
         <w:t>ICLR, 2024. [</w:t>
       </w:r>
-      <w:hyperlink r:id="rId35">
+      <w:hyperlink r:id="rId36">
         <w:r>
           <w:rPr>
             <w:rFonts w:ascii="Lato" w:hAnsi="Lato" w:eastAsia="Lato" w:cs="Lato"/>
@@ -4589,7 +4718,7 @@
         </w:rPr>
         <w:t>[</w:t>
       </w:r>
-      <w:hyperlink r:id="rId36">
+      <w:hyperlink r:id="rId37">
         <w:r>
           <w:rPr>
             <w:rFonts w:ascii="Lato" w:hAnsi="Lato" w:eastAsia="Lato" w:cs="Lato"/>
@@ -8021,7 +8150,7 @@
         </w:rPr>
         <w:t>1st Semester: Contributed an article on AI in the Arts to IT Chosun (</w:t>
       </w:r>
-      <w:hyperlink r:id="rId37">
+      <w:hyperlink r:id="rId38">
         <w:r>
           <w:rPr>
             <w:rFonts w:ascii="Lato" w:hAnsi="Lato" w:eastAsia="Lato" w:cs="Lato"/>
@@ -13511,8 +13640,8 @@
       </w:r>
     </w:p>
     <w:sectPr>
-      <w:headerReference w:type="default" r:id="rId38"/>
-      <w:footerReference w:type="default" r:id="rId39"/>
+      <w:headerReference w:type="default" r:id="rId39"/>
+      <w:footerReference w:type="default" r:id="rId40"/>
       <w:pgSz w:w="11906" w:h="16838"/>
       <w:pgMar w:top="1020" w:right="964" w:bottom="1020" w:left="1077" w:header="0" w:footer="510" w:gutter="0"/>
       <w:cols w:space="720"/>
